--- a/lessons/2-1/downloads/2-1-notes-teacher-l3.docx
+++ b/lessons/2-1/downloads/2-1-notes-teacher-l3.docx
@@ -1345,6 +1345,160 @@
         </w:tc>
       </w:tr>
     </w:tbl>
+    <w:tbl>
+      <w:tblPr>
+        <w:tblW w:type="pct" w:w="100%"/>
+        <w:tblBorders>
+          <w:top w:val="none" w:color="FFFFFF" w:sz="0"/>
+          <w:left w:val="none" w:color="FFFFFF" w:sz="0"/>
+          <w:bottom w:val="single" w:color="C7D2DD" w:sz="4"/>
+          <w:right w:val="none" w:color="FFFFFF" w:sz="0"/>
+          <w:insideH w:val="none" w:color="FFFFFF" w:sz="0"/>
+          <w:insideV w:val="none" w:color="FFFFFF" w:sz="0"/>
+        </w:tblBorders>
+      </w:tblPr>
+      <w:tblGrid>
+        <w:gridCol w:w="1800"/>
+        <w:gridCol w:w="7560"/>
+      </w:tblGrid>
+      <w:tr>
+        <w:trPr>
+          <w:cantSplit/>
+        </w:trPr>
+        <w:tc>
+          <w:tcPr>
+            <w:tcW w:type="dxa" w:w="1800"/>
+            <w:tcMar>
+              <w:top w:type="dxa" w:w="100"/>
+              <w:left w:type="dxa" w:w="40"/>
+              <w:bottom w:type="dxa" w:w="100"/>
+              <w:right w:type="dxa" w:w="120"/>
+            </w:tcMar>
+            <w:vAlign w:val="center"/>
+          </w:tcPr>
+          <w:p>
+            <w:pPr>
+              <w:spacing w:after="0"/>
+              <w:jc w:val="center"/>
+            </w:pPr>
+            <w:r>
+              <w:drawing>
+                <wp:inline distT="0" distB="0" distL="0" distR="0">
+                  <wp:extent cx="1047750" cy="790575"/>
+                  <wp:effectExtent t="0" r="0" b="0" l="0"/>
+                  <wp:docPr id="1" name="" descr="" title=""/>
+                  <wp:cNvGraphicFramePr>
+                    <a:graphicFrameLocks xmlns:a="http://schemas.openxmlformats.org/drawingml/2006/main" noChangeAspect="1"/>
+                  </wp:cNvGraphicFramePr>
+                  <a:graphic xmlns:a="http://schemas.openxmlformats.org/drawingml/2006/main">
+                    <a:graphicData uri="http://schemas.openxmlformats.org/drawingml/2006/picture">
+                      <pic:pic xmlns:pic="http://schemas.openxmlformats.org/drawingml/2006/picture">
+                        <pic:nvPicPr>
+                          <pic:cNvPr id="0" name="" descr=""/>
+                          <pic:cNvPicPr>
+                            <a:picLocks noChangeAspect="1" noChangeArrowheads="1"/>
+                          </pic:cNvPicPr>
+                        </pic:nvPicPr>
+                        <pic:blipFill>
+                          <a:blip r:embed="rId10" cstate="none"/>
+                          <a:srcRect/>
+                          <a:stretch>
+                            <a:fillRect/>
+                          </a:stretch>
+                        </pic:blipFill>
+                        <pic:spPr bwMode="auto">
+                          <a:xfrm>
+                            <a:off x="0" y="0"/>
+                            <a:ext cx="1047750" cy="790575"/>
+                          </a:xfrm>
+                          <a:prstGeom prst="rect">
+                            <a:avLst/>
+                          </a:prstGeom>
+                        </pic:spPr>
+                      </pic:pic>
+                    </a:graphicData>
+                  </a:graphic>
+                </wp:inline>
+              </w:drawing>
+            </w:r>
+          </w:p>
+        </w:tc>
+        <w:tc>
+          <w:tcPr>
+            <w:tcW w:type="dxa" w:w="7560"/>
+            <w:tcMar>
+              <w:top w:type="dxa" w:w="100"/>
+              <w:left w:type="dxa" w:w="40"/>
+              <w:bottom w:type="dxa" w:w="100"/>
+              <w:right w:type="dxa" w:w="40"/>
+            </w:tcMar>
+            <w:vAlign w:val="center"/>
+          </w:tcPr>
+          <w:p>
+            <w:pPr>
+              <w:spacing w:after="50"/>
+            </w:pPr>
+            <w:r>
+              <w:rPr>
+                <w:b/>
+                <w:bCs/>
+                <w:color w:val="12355B"/>
+                <w:sz w:val="24"/>
+                <w:szCs w:val="24"/>
+              </w:rPr>
+              <w:t xml:space="preserve">Dot plot</w:t>
+            </w:r>
+            <w:r>
+              <w:rPr>
+                <w:i/>
+                <w:iCs/>
+                <w:color w:val="5F6F80"/>
+                <w:sz w:val="19"/>
+                <w:szCs w:val="19"/>
+              </w:rPr>
+              <w:t xml:space="preserve">   Diagrama de puntos</w:t>
+            </w:r>
+          </w:p>
+          <w:p>
+            <w:pPr>
+              <w:spacing w:after="40"/>
+            </w:pPr>
+            <w:r>
+              <w:rPr>
+                <w:sz w:val="21"/>
+                <w:szCs w:val="21"/>
+              </w:rPr>
+              <w:t xml:space="preserve">A number line with one dot for each data value.</w:t>
+            </w:r>
+          </w:p>
+          <w:p>
+            <w:pPr>
+              <w:spacing w:after="0"/>
+            </w:pPr>
+            <w:r>
+              <w:rPr>
+                <w:b/>
+                <w:bCs/>
+                <w:color w:val="1FA6A2"/>
+                <w:sz w:val="18"/>
+                <w:szCs w:val="18"/>
+              </w:rPr>
+              <w:t xml:space="preserve">Example:  </w:t>
+            </w:r>
+            <w:r>
+              <w:rPr>
+                <w:i/>
+                <w:iCs/>
+                <w:color w:val="5F6F80"/>
+                <w:sz w:val="18"/>
+                <w:szCs w:val="18"/>
+              </w:rPr>
+              <w:t xml:space="preserve">One dot for each answer, stacked above its value on the line.</w:t>
+            </w:r>
+          </w:p>
+        </w:tc>
+      </w:tr>
+    </w:tbl>
     <w:p>
       <w:pPr>
         <w:pStyle w:val="Heading1"/>
@@ -1433,7 +1587,7 @@
                 <w:sz w:val="21"/>
                 <w:szCs w:val="21"/>
               </w:rPr>
-              <w:t xml:space="preserve">Statistical Questions and Data      •      Statistical Question      •      Non-statistical Question      •      Data      •      Variability      •      Survey      •      Data distribution</w:t>
+              <w:t xml:space="preserve">Statistical Questions and Data      •      Statistical Question      •      Non-statistical Question      •      Data      •      Variability      •      Survey      •      Data distribution      •      Dot plot</w:t>
             </w:r>
           </w:p>
         </w:tc>
@@ -1704,6 +1858,43 @@
           <w:szCs w:val="22"/>
         </w:rPr>
         <w:t xml:space="preserve">The way data values are spread out across a range is the </w:t>
+      </w:r>
+      <w:r>
+        <w:rPr>
+          <w:sz w:val="22"/>
+          <w:szCs w:val="22"/>
+        </w:rPr>
+        <w:t xml:space="preserve">________________</w:t>
+      </w:r>
+      <w:r>
+        <w:rPr>
+          <w:sz w:val="22"/>
+          <w:szCs w:val="22"/>
+        </w:rPr>
+        <w:t xml:space="preserve">.</w:t>
+      </w:r>
+    </w:p>
+    <w:p>
+      <w:pPr>
+        <w:keepLines/>
+        <w:spacing w:after="260" w:before="200"/>
+      </w:pPr>
+      <w:r>
+        <w:rPr>
+          <w:b/>
+          <w:bCs/>
+          <w:color w:val="12355B"/>
+          <w:sz w:val="22"/>
+          <w:szCs w:val="22"/>
+        </w:rPr>
+        <w:t xml:space="preserve">8.  </w:t>
+      </w:r>
+      <w:r>
+        <w:rPr>
+          <w:sz w:val="22"/>
+          <w:szCs w:val="22"/>
+        </w:rPr>
+        <w:t xml:space="preserve">A number line that shows one dot for each data value is a </w:t>
       </w:r>
       <w:r>
         <w:rPr>
@@ -3154,7 +3345,7 @@
           <w:sz w:val="20"/>
           <w:szCs w:val="20"/>
         </w:rPr>
-        <w:t xml:space="preserve">C)  What is the teacher's heart rate?</w:t>
+        <w:t xml:space="preserve">C)  What are the resting heart rates of students in my class?</w:t>
       </w:r>
     </w:p>
     <w:p>
@@ -3167,7 +3358,7 @@
           <w:sz w:val="20"/>
           <w:szCs w:val="20"/>
         </w:rPr>
-        <w:t xml:space="preserve">D)  What are the resting heart rates of students in my class?</w:t>
+        <w:t xml:space="preserve">D)  What is the teacher's heart rate?</w:t>
       </w:r>
     </w:p>
     <w:p>
@@ -3295,7 +3486,7 @@
           <w:sz w:val="21"/>
           <w:szCs w:val="21"/>
         </w:rPr>
-        <w:t xml:space="preserve">A)  B) How many hours does each student exercise per week?</w:t>
+        <w:t xml:space="preserve">A)  A) How many students are in the school?</w:t>
       </w:r>
     </w:p>
     <w:p>
@@ -3308,7 +3499,7 @@
           <w:sz w:val="21"/>
           <w:szCs w:val="21"/>
         </w:rPr>
-        <w:t xml:space="preserve">B)  A) How many students are in the school?</w:t>
+        <w:t xml:space="preserve">B)  C) What time does school start?</w:t>
       </w:r>
     </w:p>
     <w:p>
@@ -3321,7 +3512,7 @@
           <w:sz w:val="21"/>
           <w:szCs w:val="21"/>
         </w:rPr>
-        <w:t xml:space="preserve">C)  C) What time does school start?</w:t>
+        <w:t xml:space="preserve">C)  B) How many hours does each student exercise per week?</w:t>
       </w:r>
     </w:p>
     <w:p>
@@ -3547,6 +3738,27 @@
     </w:p>
     <w:p>
       <w:pPr>
+        <w:spacing w:after="80"/>
+      </w:pPr>
+      <w:r>
+        <w:rPr>
+          <w:b/>
+          <w:bCs/>
+          <w:sz w:val="21"/>
+          <w:szCs w:val="21"/>
+        </w:rPr>
+        <w:t xml:space="preserve">Notes 8:  </w:t>
+      </w:r>
+      <w:r>
+        <w:rPr>
+          <w:sz w:val="21"/>
+          <w:szCs w:val="21"/>
+        </w:rPr>
+        <w:t xml:space="preserve">Dot plot</w:t>
+      </w:r>
+    </w:p>
+    <w:p>
+      <w:pPr>
         <w:pStyle w:val="Heading2"/>
         <w:spacing w:after="80" w:before="180"/>
       </w:pPr>
@@ -3600,7 +3812,7 @@
           <w:sz w:val="21"/>
           <w:szCs w:val="21"/>
         </w:rPr>
-        <w:t xml:space="preserve">A. How many innings are in a baseball game?</w:t>
+        <w:t xml:space="preserve">C. How many innings are in a baseball game?</w:t>
       </w:r>
     </w:p>
     <w:p>
@@ -3756,7 +3968,7 @@
           <w:sz w:val="21"/>
           <w:szCs w:val="21"/>
         </w:rPr>
-        <w:t xml:space="preserve">A)  Because the answers will vary from athlete to athlete</w:t>
+        <w:t xml:space="preserve">C)  Because the answers will vary from athlete to athlete</w:t>
       </w:r>
       <w:r>
         <w:rPr>
@@ -3818,7 +4030,7 @@
           <w:sz w:val="21"/>
           <w:szCs w:val="21"/>
         </w:rPr>
-        <w:t xml:space="preserve">B)  How tall are the students in my class?</w:t>
+        <w:t xml:space="preserve">D)  How tall are the students in my class?</w:t>
       </w:r>
       <w:r>
         <w:rPr>
@@ -3849,7 +4061,7 @@
           <w:sz w:val="21"/>
           <w:szCs w:val="21"/>
         </w:rPr>
-        <w:t xml:space="preserve">B)  How many siblings does each student in the class have?</w:t>
+        <w:t xml:space="preserve">A)  How many siblings does each student in the class have?</w:t>
       </w:r>
       <w:r>
         <w:rPr>
@@ -3887,7 +4099,7 @@
           <w:sz w:val="21"/>
           <w:szCs w:val="21"/>
         </w:rPr>
-        <w:t xml:space="preserve">A)  B) How many hours does each student exercise per week?</w:t>
+        <w:t xml:space="preserve">C)  B) How many hours does each student exercise per week?</w:t>
       </w:r>
       <w:r>
         <w:rPr>

--- a/lessons/2-1/downloads/2-1-notes-teacher-l3.docx
+++ b/lessons/2-1/downloads/2-1-notes-teacher-l3.docx
@@ -544,7 +544,7 @@
                 <w:sz w:val="21"/>
                 <w:szCs w:val="21"/>
               </w:rPr>
-              <w:t xml:space="preserve">A question where the answers will be different for different people.</w:t>
+              <w:t xml:space="preserve">A question answered with data that are expected to vary.</w:t>
             </w:r>
           </w:p>
           <w:p>
@@ -698,7 +698,7 @@
                 <w:sz w:val="21"/>
                 <w:szCs w:val="21"/>
               </w:rPr>
-              <w:t xml:space="preserve">A question that has just one fixed answer that is the same no matter who you ask, so there is no data to collect.</w:t>
+              <w:t xml:space="preserve">A question that does not anticipate variability in the data used to answer it. It may ask for one fact or measurement.</w:t>
             </w:r>
           </w:p>
           <w:p>
@@ -1339,7 +1339,7 @@
                 <w:sz w:val="18"/>
                 <w:szCs w:val="18"/>
               </w:rPr>
-              <w:t xml:space="preserve">If most scores cluster in the middle with fewer at the edges, the distribution is symmetric</w:t>
+              <w:t xml:space="preserve">A distribution is symmetric when its left and right sides have approximately matching shapes around the center.</w:t>
             </w:r>
           </w:p>
         </w:tc>
@@ -1709,7 +1709,7 @@
           <w:sz w:val="22"/>
           <w:szCs w:val="22"/>
         </w:rPr>
-        <w:t xml:space="preserve">A question that has one fixed answer and does not need data collection is a </w:t>
+        <w:t xml:space="preserve">A question that does not anticipate variability in the data is a </w:t>
       </w:r>
       <w:r>
         <w:rPr>

--- a/lessons/2-1/downloads/2-1-notes-teacher-l3.docx
+++ b/lessons/2-1/downloads/2-1-notes-teacher-l3.docx
@@ -264,49 +264,269 @@
           <w:sz w:val="19"/>
           <w:szCs w:val="19"/>
         </w:rPr>
-        <w:t xml:space="preserve">Look at the picture, read the word, then read what it means.</w:t>
+        <w:t xml:space="preserve">Review each concept term, definition, non-example, and visual clue.</w:t>
       </w:r>
     </w:p>
     <w:tbl>
       <w:tblPr>
-        <w:tblW w:type="pct" w:w="100%"/>
+        <w:tblW w:type="dxa" w:w="9360"/>
         <w:tblBorders>
-          <w:top w:val="none" w:color="FFFFFF" w:sz="0"/>
-          <w:left w:val="none" w:color="FFFFFF" w:sz="0"/>
-          <w:bottom w:val="single" w:color="C7D2DD" w:sz="4"/>
-          <w:right w:val="none" w:color="FFFFFF" w:sz="0"/>
-          <w:insideH w:val="none" w:color="FFFFFF" w:sz="0"/>
-          <w:insideV w:val="none" w:color="FFFFFF" w:sz="0"/>
+          <w:top w:val="single" w:color="C7D2DD" w:sz="6"/>
+          <w:left w:val="single" w:color="C7D2DD" w:sz="6"/>
+          <w:bottom w:val="single" w:color="C7D2DD" w:sz="6"/>
+          <w:right w:val="single" w:color="C7D2DD" w:sz="6"/>
+          <w:insideH w:val="single" w:color="C7D2DD" w:sz="6"/>
+          <w:insideV w:val="single" w:color="C7D2DD" w:sz="6"/>
         </w:tblBorders>
       </w:tblPr>
       <w:tblGrid>
         <w:gridCol w:w="1800"/>
-        <w:gridCol w:w="7560"/>
+        <w:gridCol w:w="3160"/>
+        <w:gridCol w:w="2200"/>
+        <w:gridCol w:w="2200"/>
       </w:tblGrid>
       <w:tr>
         <w:trPr>
           <w:cantSplit/>
+          <w:tblHeader/>
         </w:trPr>
         <w:tc>
           <w:tcPr>
             <w:tcW w:type="dxa" w:w="1800"/>
-            <w:tcMar>
-              <w:top w:type="dxa" w:w="100"/>
-              <w:left w:type="dxa" w:w="40"/>
-              <w:bottom w:type="dxa" w:w="100"/>
-              <w:right w:type="dxa" w:w="120"/>
-            </w:tcMar>
-            <w:vAlign w:val="center"/>
+            <w:shd w:fill="EEF4F8" w:color="auto" w:val="clear"/>
+            <w:tcMar>
+              <w:top w:type="dxa" w:w="80"/>
+              <w:left w:type="dxa" w:w="100"/>
+              <w:bottom w:type="dxa" w:w="80"/>
+              <w:right w:type="dxa" w:w="100"/>
+            </w:tcMar>
           </w:tcPr>
           <w:p>
             <w:pPr>
               <w:spacing w:after="0"/>
+            </w:pPr>
+            <w:r>
+              <w:rPr>
+                <w:b/>
+                <w:bCs/>
+                <w:color w:val="12355B"/>
+                <w:sz w:val="19"/>
+                <w:szCs w:val="19"/>
+              </w:rPr>
+              <w:t xml:space="preserve">Concept Term</w:t>
+            </w:r>
+          </w:p>
+        </w:tc>
+        <w:tc>
+          <w:tcPr>
+            <w:tcW w:type="dxa" w:w="3160"/>
+            <w:shd w:fill="EEF4F8" w:color="auto" w:val="clear"/>
+            <w:tcMar>
+              <w:top w:type="dxa" w:w="80"/>
+              <w:left w:type="dxa" w:w="100"/>
+              <w:bottom w:type="dxa" w:w="80"/>
+              <w:right w:type="dxa" w:w="100"/>
+            </w:tcMar>
+          </w:tcPr>
+          <w:p>
+            <w:pPr>
+              <w:spacing w:after="0"/>
+            </w:pPr>
+            <w:r>
+              <w:rPr>
+                <w:b/>
+                <w:bCs/>
+                <w:color w:val="12355B"/>
+                <w:sz w:val="19"/>
+                <w:szCs w:val="19"/>
+              </w:rPr>
+              <w:t xml:space="preserve">Student-Friendly Definition</w:t>
+            </w:r>
+          </w:p>
+        </w:tc>
+        <w:tc>
+          <w:tcPr>
+            <w:tcW w:type="dxa" w:w="2200"/>
+            <w:shd w:fill="EEF4F8" w:color="auto" w:val="clear"/>
+            <w:tcMar>
+              <w:top w:type="dxa" w:w="80"/>
+              <w:left w:type="dxa" w:w="100"/>
+              <w:bottom w:type="dxa" w:w="80"/>
+              <w:right w:type="dxa" w:w="100"/>
+            </w:tcMar>
+          </w:tcPr>
+          <w:p>
+            <w:pPr>
+              <w:spacing w:after="0"/>
+            </w:pPr>
+            <w:r>
+              <w:rPr>
+                <w:b/>
+                <w:bCs/>
+                <w:color w:val="12355B"/>
+                <w:sz w:val="19"/>
+                <w:szCs w:val="19"/>
+              </w:rPr>
+              <w:t xml:space="preserve">Non-Example</w:t>
+            </w:r>
+          </w:p>
+        </w:tc>
+        <w:tc>
+          <w:tcPr>
+            <w:tcW w:type="dxa" w:w="2200"/>
+            <w:shd w:fill="EEF4F8" w:color="auto" w:val="clear"/>
+            <w:tcMar>
+              <w:top w:type="dxa" w:w="80"/>
+              <w:left w:type="dxa" w:w="100"/>
+              <w:bottom w:type="dxa" w:w="80"/>
+              <w:right w:type="dxa" w:w="100"/>
+            </w:tcMar>
+          </w:tcPr>
+          <w:p>
+            <w:pPr>
+              <w:spacing w:after="0"/>
+            </w:pPr>
+            <w:r>
+              <w:rPr>
+                <w:b/>
+                <w:bCs/>
+                <w:color w:val="12355B"/>
+                <w:sz w:val="19"/>
+                <w:szCs w:val="19"/>
+              </w:rPr>
+              <w:t xml:space="preserve">Visual Clue</w:t>
+            </w:r>
+          </w:p>
+        </w:tc>
+      </w:tr>
+      <w:tr>
+        <w:trPr>
+          <w:cantSplit/>
+        </w:trPr>
+        <w:tc>
+          <w:tcPr>
+            <w:tcW w:type="dxa" w:w="1800"/>
+            <w:tcMar>
+              <w:top w:type="dxa" w:w="80"/>
+              <w:left w:type="dxa" w:w="100"/>
+              <w:bottom w:type="dxa" w:w="80"/>
+              <w:right w:type="dxa" w:w="100"/>
+            </w:tcMar>
+            <w:vAlign w:val="top"/>
+          </w:tcPr>
+          <w:p>
+            <w:pPr>
+              <w:spacing w:after="30"/>
+            </w:pPr>
+            <w:r>
+              <w:rPr>
+                <w:b/>
+                <w:bCs/>
+                <w:color w:val="12355B"/>
+                <w:sz w:val="21"/>
+                <w:szCs w:val="21"/>
+              </w:rPr>
+              <w:t xml:space="preserve">Statistical Questions and Data</w:t>
+            </w:r>
+          </w:p>
+          <w:p>
+            <w:pPr>
+              <w:spacing w:after="0"/>
+            </w:pPr>
+            <w:r>
+              <w:rPr>
+                <w:i/>
+                <w:iCs/>
+                <w:color w:val="5F6F80"/>
+                <w:sz w:val="18"/>
+                <w:szCs w:val="18"/>
+              </w:rPr>
+              <w:t xml:space="preserve">Preguntas estadísticas y datos</w:t>
+            </w:r>
+          </w:p>
+        </w:tc>
+        <w:tc>
+          <w:tcPr>
+            <w:tcW w:type="dxa" w:w="3160"/>
+            <w:tcMar>
+              <w:top w:type="dxa" w:w="80"/>
+              <w:left w:type="dxa" w:w="100"/>
+              <w:bottom w:type="dxa" w:w="80"/>
+              <w:right w:type="dxa" w:w="100"/>
+            </w:tcMar>
+            <w:vAlign w:val="top"/>
+          </w:tcPr>
+          <w:p>
+            <w:pPr>
+              <w:spacing w:after="0"/>
+            </w:pPr>
+            <w:r>
+              <w:rPr>
+                <w:sz w:val="20"/>
+                <w:szCs w:val="20"/>
+              </w:rPr>
+              <w:t xml:space="preserve">A statistical question expects varied answers that can be collected as data.</w:t>
+            </w:r>
+          </w:p>
+        </w:tc>
+        <w:tc>
+          <w:tcPr>
+            <w:tcW w:type="dxa" w:w="2200"/>
+            <w:tcMar>
+              <w:top w:type="dxa" w:w="80"/>
+              <w:left w:type="dxa" w:w="100"/>
+              <w:bottom w:type="dxa" w:w="80"/>
+              <w:right w:type="dxa" w:w="100"/>
+            </w:tcMar>
+            <w:vAlign w:val="top"/>
+          </w:tcPr>
+          <w:p>
+            <w:pPr>
+              <w:spacing w:after="40"/>
+            </w:pPr>
+            <w:r>
+              <w:rPr>
+                <w:i/>
+                <w:iCs/>
+                <w:color w:val="5F6F80"/>
+                <w:sz w:val="19"/>
+                <w:szCs w:val="19"/>
+              </w:rPr>
+              <w:t xml:space="preserve">Not Statistical Questions and Data: write a counter-example that breaks the definition.</w:t>
+            </w:r>
+          </w:p>
+          <w:p>
+            <w:pPr>
+              <w:pBdr>
+                <w:bottom w:val="single" w:color="AFBECC" w:sz="6"/>
+              </w:pBdr>
+              <w:spacing w:after="30" w:before="150"/>
+            </w:pPr>
+            <w:r>
+              <w:t xml:space="preserve"/>
+            </w:r>
+          </w:p>
+        </w:tc>
+        <w:tc>
+          <w:tcPr>
+            <w:tcW w:type="dxa" w:w="2200"/>
+            <w:tcMar>
+              <w:top w:type="dxa" w:w="80"/>
+              <w:left w:type="dxa" w:w="100"/>
+              <w:bottom w:type="dxa" w:w="80"/>
+              <w:right w:type="dxa" w:w="100"/>
+            </w:tcMar>
+            <w:vAlign w:val="top"/>
+          </w:tcPr>
+          <w:p>
+            <w:pPr>
+              <w:spacing w:after="40"/>
               <w:jc w:val="center"/>
             </w:pPr>
             <w:r>
               <w:drawing>
                 <wp:inline distT="0" distB="0" distL="0" distR="0">
-                  <wp:extent cx="1047750" cy="790575"/>
+                  <wp:extent cx="876300" cy="657225"/>
                   <wp:effectExtent t="0" r="0" b="0" l="0"/>
                   <wp:docPr id="1" name="" descr="" title=""/>
                   <wp:cNvGraphicFramePr>
@@ -331,7 +551,7 @@
                         <pic:spPr bwMode="auto">
                           <a:xfrm>
                             <a:off x="0" y="0"/>
-                            <a:ext cx="1047750" cy="790575"/>
+                            <a:ext cx="876300" cy="657225"/>
                           </a:xfrm>
                           <a:prstGeom prst="rect">
                             <a:avLst/>
@@ -344,32 +564,108 @@
               </w:drawing>
             </w:r>
           </w:p>
-        </w:tc>
-        <w:tc>
-          <w:tcPr>
-            <w:tcW w:type="dxa" w:w="7560"/>
-            <w:tcMar>
-              <w:top w:type="dxa" w:w="100"/>
-              <w:left w:type="dxa" w:w="40"/>
-              <w:bottom w:type="dxa" w:w="100"/>
-              <w:right w:type="dxa" w:w="40"/>
-            </w:tcMar>
-            <w:vAlign w:val="center"/>
-          </w:tcPr>
-          <w:p>
-            <w:pPr>
-              <w:spacing w:after="50"/>
+          <w:p>
+            <w:pPr>
+              <w:spacing w:after="0"/>
+            </w:pPr>
+            <w:r>
+              <w:rPr>
+                <w:i/>
+                <w:iCs/>
+                <w:color w:val="5F6F80"/>
+                <w:sz w:val="18"/>
+                <w:szCs w:val="18"/>
+              </w:rPr>
+              <w:t xml:space="preserve">How many minutes do students in our class read each night?</w:t>
+            </w:r>
+          </w:p>
+        </w:tc>
+      </w:tr>
+      <w:tr>
+        <w:trPr>
+          <w:cantSplit/>
+        </w:trPr>
+        <w:tc>
+          <w:tcPr>
+            <w:tcW w:type="dxa" w:w="1800"/>
+            <w:tcMar>
+              <w:top w:type="dxa" w:w="80"/>
+              <w:left w:type="dxa" w:w="100"/>
+              <w:bottom w:type="dxa" w:w="80"/>
+              <w:right w:type="dxa" w:w="100"/>
+            </w:tcMar>
+            <w:vAlign w:val="top"/>
+          </w:tcPr>
+          <w:p>
+            <w:pPr>
+              <w:spacing w:after="30"/>
             </w:pPr>
             <w:r>
               <w:rPr>
                 <w:b/>
                 <w:bCs/>
                 <w:color w:val="12355B"/>
-                <w:sz w:val="24"/>
-                <w:szCs w:val="24"/>
-              </w:rPr>
-              <w:t xml:space="preserve">Statistical Questions and Data</w:t>
-            </w:r>
+                <w:sz w:val="21"/>
+                <w:szCs w:val="21"/>
+              </w:rPr>
+              <w:t xml:space="preserve">Statistical Question</w:t>
+            </w:r>
+          </w:p>
+          <w:p>
+            <w:pPr>
+              <w:spacing w:after="0"/>
+            </w:pPr>
+            <w:r>
+              <w:rPr>
+                <w:i/>
+                <w:iCs/>
+                <w:color w:val="5F6F80"/>
+                <w:sz w:val="18"/>
+                <w:szCs w:val="18"/>
+              </w:rPr>
+              <w:t xml:space="preserve">Pregunta estadística</w:t>
+            </w:r>
+          </w:p>
+        </w:tc>
+        <w:tc>
+          <w:tcPr>
+            <w:tcW w:type="dxa" w:w="3160"/>
+            <w:tcMar>
+              <w:top w:type="dxa" w:w="80"/>
+              <w:left w:type="dxa" w:w="100"/>
+              <w:bottom w:type="dxa" w:w="80"/>
+              <w:right w:type="dxa" w:w="100"/>
+            </w:tcMar>
+            <w:vAlign w:val="top"/>
+          </w:tcPr>
+          <w:p>
+            <w:pPr>
+              <w:spacing w:after="0"/>
+            </w:pPr>
+            <w:r>
+              <w:rPr>
+                <w:sz w:val="20"/>
+                <w:szCs w:val="20"/>
+              </w:rPr>
+              <w:t xml:space="preserve">A question answered with data that are expected to vary.</w:t>
+            </w:r>
+          </w:p>
+        </w:tc>
+        <w:tc>
+          <w:tcPr>
+            <w:tcW w:type="dxa" w:w="2200"/>
+            <w:tcMar>
+              <w:top w:type="dxa" w:w="80"/>
+              <w:left w:type="dxa" w:w="100"/>
+              <w:bottom w:type="dxa" w:w="80"/>
+              <w:right w:type="dxa" w:w="100"/>
+            </w:tcMar>
+            <w:vAlign w:val="top"/>
+          </w:tcPr>
+          <w:p>
+            <w:pPr>
+              <w:spacing w:after="40"/>
+            </w:pPr>
             <w:r>
               <w:rPr>
                 <w:i/>
@@ -378,89 +674,41 @@
                 <w:sz w:val="19"/>
                 <w:szCs w:val="19"/>
               </w:rPr>
-              <w:t xml:space="preserve">   Preguntas estadísticas y datos</w:t>
-            </w:r>
-          </w:p>
+              <w:t xml:space="preserve">Not Statistical Question: write a counter-example that breaks the definition.</w:t>
+            </w:r>
+          </w:p>
+          <w:p>
+            <w:pPr>
+              <w:pBdr>
+                <w:bottom w:val="single" w:color="AFBECC" w:sz="6"/>
+              </w:pBdr>
+              <w:spacing w:after="30" w:before="150"/>
+            </w:pPr>
+            <w:r>
+              <w:t xml:space="preserve"/>
+            </w:r>
+          </w:p>
+        </w:tc>
+        <w:tc>
+          <w:tcPr>
+            <w:tcW w:type="dxa" w:w="2200"/>
+            <w:tcMar>
+              <w:top w:type="dxa" w:w="80"/>
+              <w:left w:type="dxa" w:w="100"/>
+              <w:bottom w:type="dxa" w:w="80"/>
+              <w:right w:type="dxa" w:w="100"/>
+            </w:tcMar>
+            <w:vAlign w:val="top"/>
+          </w:tcPr>
           <w:p>
             <w:pPr>
               <w:spacing w:after="40"/>
-            </w:pPr>
-            <w:r>
-              <w:rPr>
-                <w:sz w:val="21"/>
-                <w:szCs w:val="21"/>
-              </w:rPr>
-              <w:t xml:space="preserve">A statistical question expects varied answers that can be collected as data.</w:t>
-            </w:r>
-          </w:p>
-          <w:p>
-            <w:pPr>
-              <w:spacing w:after="0"/>
-            </w:pPr>
-            <w:r>
-              <w:rPr>
-                <w:b/>
-                <w:bCs/>
-                <w:color w:val="1FA6A2"/>
-                <w:sz w:val="18"/>
-                <w:szCs w:val="18"/>
-              </w:rPr>
-              <w:t xml:space="preserve">Example:  </w:t>
-            </w:r>
-            <w:r>
-              <w:rPr>
-                <w:i/>
-                <w:iCs/>
-                <w:color w:val="5F6F80"/>
-                <w:sz w:val="18"/>
-                <w:szCs w:val="18"/>
-              </w:rPr>
-              <w:t xml:space="preserve">How many minutes do students in our class read each night?</w:t>
-            </w:r>
-          </w:p>
-        </w:tc>
-      </w:tr>
-    </w:tbl>
-    <w:tbl>
-      <w:tblPr>
-        <w:tblW w:type="pct" w:w="100%"/>
-        <w:tblBorders>
-          <w:top w:val="none" w:color="FFFFFF" w:sz="0"/>
-          <w:left w:val="none" w:color="FFFFFF" w:sz="0"/>
-          <w:bottom w:val="single" w:color="C7D2DD" w:sz="4"/>
-          <w:right w:val="none" w:color="FFFFFF" w:sz="0"/>
-          <w:insideH w:val="none" w:color="FFFFFF" w:sz="0"/>
-          <w:insideV w:val="none" w:color="FFFFFF" w:sz="0"/>
-        </w:tblBorders>
-      </w:tblPr>
-      <w:tblGrid>
-        <w:gridCol w:w="1800"/>
-        <w:gridCol w:w="7560"/>
-      </w:tblGrid>
-      <w:tr>
-        <w:trPr>
-          <w:cantSplit/>
-        </w:trPr>
-        <w:tc>
-          <w:tcPr>
-            <w:tcW w:type="dxa" w:w="1800"/>
-            <w:tcMar>
-              <w:top w:type="dxa" w:w="100"/>
-              <w:left w:type="dxa" w:w="40"/>
-              <w:bottom w:type="dxa" w:w="100"/>
-              <w:right w:type="dxa" w:w="120"/>
-            </w:tcMar>
-            <w:vAlign w:val="center"/>
-          </w:tcPr>
-          <w:p>
-            <w:pPr>
-              <w:spacing w:after="0"/>
               <w:jc w:val="center"/>
             </w:pPr>
             <w:r>
               <w:drawing>
                 <wp:inline distT="0" distB="0" distL="0" distR="0">
-                  <wp:extent cx="1047750" cy="790575"/>
+                  <wp:extent cx="876300" cy="657225"/>
                   <wp:effectExtent t="0" r="0" b="0" l="0"/>
                   <wp:docPr id="1" name="" descr="" title=""/>
                   <wp:cNvGraphicFramePr>
@@ -485,7 +733,7 @@
                         <pic:spPr bwMode="auto">
                           <a:xfrm>
                             <a:off x="0" y="0"/>
-                            <a:ext cx="1047750" cy="790575"/>
+                            <a:ext cx="876300" cy="657225"/>
                           </a:xfrm>
                           <a:prstGeom prst="rect">
                             <a:avLst/>
@@ -498,32 +746,108 @@
               </w:drawing>
             </w:r>
           </w:p>
-        </w:tc>
-        <w:tc>
-          <w:tcPr>
-            <w:tcW w:type="dxa" w:w="7560"/>
-            <w:tcMar>
-              <w:top w:type="dxa" w:w="100"/>
-              <w:left w:type="dxa" w:w="40"/>
-              <w:bottom w:type="dxa" w:w="100"/>
-              <w:right w:type="dxa" w:w="40"/>
-            </w:tcMar>
-            <w:vAlign w:val="center"/>
-          </w:tcPr>
-          <w:p>
-            <w:pPr>
-              <w:spacing w:after="50"/>
+          <w:p>
+            <w:pPr>
+              <w:spacing w:after="0"/>
+            </w:pPr>
+            <w:r>
+              <w:rPr>
+                <w:i/>
+                <w:iCs/>
+                <w:color w:val="5F6F80"/>
+                <w:sz w:val="18"/>
+                <w:szCs w:val="18"/>
+              </w:rPr>
+              <w:t xml:space="preserve">“How tall are the players on the team?” → answers vary: 60 in, 63 in, 58 in, 65 in</w:t>
+            </w:r>
+          </w:p>
+        </w:tc>
+      </w:tr>
+      <w:tr>
+        <w:trPr>
+          <w:cantSplit/>
+        </w:trPr>
+        <w:tc>
+          <w:tcPr>
+            <w:tcW w:type="dxa" w:w="1800"/>
+            <w:tcMar>
+              <w:top w:type="dxa" w:w="80"/>
+              <w:left w:type="dxa" w:w="100"/>
+              <w:bottom w:type="dxa" w:w="80"/>
+              <w:right w:type="dxa" w:w="100"/>
+            </w:tcMar>
+            <w:vAlign w:val="top"/>
+          </w:tcPr>
+          <w:p>
+            <w:pPr>
+              <w:spacing w:after="30"/>
             </w:pPr>
             <w:r>
               <w:rPr>
                 <w:b/>
                 <w:bCs/>
                 <w:color w:val="12355B"/>
-                <w:sz w:val="24"/>
-                <w:szCs w:val="24"/>
-              </w:rPr>
-              <w:t xml:space="preserve">Statistical Question</w:t>
-            </w:r>
+                <w:sz w:val="21"/>
+                <w:szCs w:val="21"/>
+              </w:rPr>
+              <w:t xml:space="preserve">Non-statistical Question</w:t>
+            </w:r>
+          </w:p>
+          <w:p>
+            <w:pPr>
+              <w:spacing w:after="0"/>
+            </w:pPr>
+            <w:r>
+              <w:rPr>
+                <w:i/>
+                <w:iCs/>
+                <w:color w:val="5F6F80"/>
+                <w:sz w:val="18"/>
+                <w:szCs w:val="18"/>
+              </w:rPr>
+              <w:t xml:space="preserve">Pregunta no estadística</w:t>
+            </w:r>
+          </w:p>
+        </w:tc>
+        <w:tc>
+          <w:tcPr>
+            <w:tcW w:type="dxa" w:w="3160"/>
+            <w:tcMar>
+              <w:top w:type="dxa" w:w="80"/>
+              <w:left w:type="dxa" w:w="100"/>
+              <w:bottom w:type="dxa" w:w="80"/>
+              <w:right w:type="dxa" w:w="100"/>
+            </w:tcMar>
+            <w:vAlign w:val="top"/>
+          </w:tcPr>
+          <w:p>
+            <w:pPr>
+              <w:spacing w:after="0"/>
+            </w:pPr>
+            <w:r>
+              <w:rPr>
+                <w:sz w:val="20"/>
+                <w:szCs w:val="20"/>
+              </w:rPr>
+              <w:t xml:space="preserve">A question that does not anticipate variability in the data used to answer it. It may ask for one fact or measurement.</w:t>
+            </w:r>
+          </w:p>
+        </w:tc>
+        <w:tc>
+          <w:tcPr>
+            <w:tcW w:type="dxa" w:w="2200"/>
+            <w:tcMar>
+              <w:top w:type="dxa" w:w="80"/>
+              <w:left w:type="dxa" w:w="100"/>
+              <w:bottom w:type="dxa" w:w="80"/>
+              <w:right w:type="dxa" w:w="100"/>
+            </w:tcMar>
+            <w:vAlign w:val="top"/>
+          </w:tcPr>
+          <w:p>
+            <w:pPr>
+              <w:spacing w:after="40"/>
+            </w:pPr>
             <w:r>
               <w:rPr>
                 <w:i/>
@@ -532,89 +856,41 @@
                 <w:sz w:val="19"/>
                 <w:szCs w:val="19"/>
               </w:rPr>
-              <w:t xml:space="preserve">   Pregunta estadística</w:t>
-            </w:r>
-          </w:p>
+              <w:t xml:space="preserve">Not Non-statistical Question: write a counter-example that breaks the definition.</w:t>
+            </w:r>
+          </w:p>
+          <w:p>
+            <w:pPr>
+              <w:pBdr>
+                <w:bottom w:val="single" w:color="AFBECC" w:sz="6"/>
+              </w:pBdr>
+              <w:spacing w:after="30" w:before="150"/>
+            </w:pPr>
+            <w:r>
+              <w:t xml:space="preserve"/>
+            </w:r>
+          </w:p>
+        </w:tc>
+        <w:tc>
+          <w:tcPr>
+            <w:tcW w:type="dxa" w:w="2200"/>
+            <w:tcMar>
+              <w:top w:type="dxa" w:w="80"/>
+              <w:left w:type="dxa" w:w="100"/>
+              <w:bottom w:type="dxa" w:w="80"/>
+              <w:right w:type="dxa" w:w="100"/>
+            </w:tcMar>
+            <w:vAlign w:val="top"/>
+          </w:tcPr>
           <w:p>
             <w:pPr>
               <w:spacing w:after="40"/>
-            </w:pPr>
-            <w:r>
-              <w:rPr>
-                <w:sz w:val="21"/>
-                <w:szCs w:val="21"/>
-              </w:rPr>
-              <w:t xml:space="preserve">A question answered with data that are expected to vary.</w:t>
-            </w:r>
-          </w:p>
-          <w:p>
-            <w:pPr>
-              <w:spacing w:after="0"/>
-            </w:pPr>
-            <w:r>
-              <w:rPr>
-                <w:b/>
-                <w:bCs/>
-                <w:color w:val="1FA6A2"/>
-                <w:sz w:val="18"/>
-                <w:szCs w:val="18"/>
-              </w:rPr>
-              <w:t xml:space="preserve">Example:  </w:t>
-            </w:r>
-            <w:r>
-              <w:rPr>
-                <w:i/>
-                <w:iCs/>
-                <w:color w:val="5F6F80"/>
-                <w:sz w:val="18"/>
-                <w:szCs w:val="18"/>
-              </w:rPr>
-              <w:t xml:space="preserve">“How tall are the players on the team?” → answers vary: 60 in, 63 in, 58 in, 65 in</w:t>
-            </w:r>
-          </w:p>
-        </w:tc>
-      </w:tr>
-    </w:tbl>
-    <w:tbl>
-      <w:tblPr>
-        <w:tblW w:type="pct" w:w="100%"/>
-        <w:tblBorders>
-          <w:top w:val="none" w:color="FFFFFF" w:sz="0"/>
-          <w:left w:val="none" w:color="FFFFFF" w:sz="0"/>
-          <w:bottom w:val="single" w:color="C7D2DD" w:sz="4"/>
-          <w:right w:val="none" w:color="FFFFFF" w:sz="0"/>
-          <w:insideH w:val="none" w:color="FFFFFF" w:sz="0"/>
-          <w:insideV w:val="none" w:color="FFFFFF" w:sz="0"/>
-        </w:tblBorders>
-      </w:tblPr>
-      <w:tblGrid>
-        <w:gridCol w:w="1800"/>
-        <w:gridCol w:w="7560"/>
-      </w:tblGrid>
-      <w:tr>
-        <w:trPr>
-          <w:cantSplit/>
-        </w:trPr>
-        <w:tc>
-          <w:tcPr>
-            <w:tcW w:type="dxa" w:w="1800"/>
-            <w:tcMar>
-              <w:top w:type="dxa" w:w="100"/>
-              <w:left w:type="dxa" w:w="40"/>
-              <w:bottom w:type="dxa" w:w="100"/>
-              <w:right w:type="dxa" w:w="120"/>
-            </w:tcMar>
-            <w:vAlign w:val="center"/>
-          </w:tcPr>
-          <w:p>
-            <w:pPr>
-              <w:spacing w:after="0"/>
               <w:jc w:val="center"/>
             </w:pPr>
             <w:r>
               <w:drawing>
                 <wp:inline distT="0" distB="0" distL="0" distR="0">
-                  <wp:extent cx="1047750" cy="790575"/>
+                  <wp:extent cx="876300" cy="657225"/>
                   <wp:effectExtent t="0" r="0" b="0" l="0"/>
                   <wp:docPr id="1" name="" descr="" title=""/>
                   <wp:cNvGraphicFramePr>
@@ -639,7 +915,7 @@
                         <pic:spPr bwMode="auto">
                           <a:xfrm>
                             <a:off x="0" y="0"/>
-                            <a:ext cx="1047750" cy="790575"/>
+                            <a:ext cx="876300" cy="657225"/>
                           </a:xfrm>
                           <a:prstGeom prst="rect">
                             <a:avLst/>
@@ -652,32 +928,108 @@
               </w:drawing>
             </w:r>
           </w:p>
-        </w:tc>
-        <w:tc>
-          <w:tcPr>
-            <w:tcW w:type="dxa" w:w="7560"/>
-            <w:tcMar>
-              <w:top w:type="dxa" w:w="100"/>
-              <w:left w:type="dxa" w:w="40"/>
-              <w:bottom w:type="dxa" w:w="100"/>
-              <w:right w:type="dxa" w:w="40"/>
-            </w:tcMar>
-            <w:vAlign w:val="center"/>
-          </w:tcPr>
-          <w:p>
-            <w:pPr>
-              <w:spacing w:after="50"/>
+          <w:p>
+            <w:pPr>
+              <w:spacing w:after="0"/>
+            </w:pPr>
+            <w:r>
+              <w:rPr>
+                <w:i/>
+                <w:iCs/>
+                <w:color w:val="5F6F80"/>
+                <w:sz w:val="18"/>
+                <w:szCs w:val="18"/>
+              </w:rPr>
+              <w:t xml:space="preserve">“How tall am I?” → one answer: 60 in. Everyone who measures gets the same number.</w:t>
+            </w:r>
+          </w:p>
+        </w:tc>
+      </w:tr>
+      <w:tr>
+        <w:trPr>
+          <w:cantSplit/>
+        </w:trPr>
+        <w:tc>
+          <w:tcPr>
+            <w:tcW w:type="dxa" w:w="1800"/>
+            <w:tcMar>
+              <w:top w:type="dxa" w:w="80"/>
+              <w:left w:type="dxa" w:w="100"/>
+              <w:bottom w:type="dxa" w:w="80"/>
+              <w:right w:type="dxa" w:w="100"/>
+            </w:tcMar>
+            <w:vAlign w:val="top"/>
+          </w:tcPr>
+          <w:p>
+            <w:pPr>
+              <w:spacing w:after="30"/>
             </w:pPr>
             <w:r>
               <w:rPr>
                 <w:b/>
                 <w:bCs/>
                 <w:color w:val="12355B"/>
-                <w:sz w:val="24"/>
-                <w:szCs w:val="24"/>
-              </w:rPr>
-              <w:t xml:space="preserve">Non-statistical Question</w:t>
-            </w:r>
+                <w:sz w:val="21"/>
+                <w:szCs w:val="21"/>
+              </w:rPr>
+              <w:t xml:space="preserve">Data</w:t>
+            </w:r>
+          </w:p>
+          <w:p>
+            <w:pPr>
+              <w:spacing w:after="0"/>
+            </w:pPr>
+            <w:r>
+              <w:rPr>
+                <w:i/>
+                <w:iCs/>
+                <w:color w:val="5F6F80"/>
+                <w:sz w:val="18"/>
+                <w:szCs w:val="18"/>
+              </w:rPr>
+              <w:t xml:space="preserve">Datos</w:t>
+            </w:r>
+          </w:p>
+        </w:tc>
+        <w:tc>
+          <w:tcPr>
+            <w:tcW w:type="dxa" w:w="3160"/>
+            <w:tcMar>
+              <w:top w:type="dxa" w:w="80"/>
+              <w:left w:type="dxa" w:w="100"/>
+              <w:bottom w:type="dxa" w:w="80"/>
+              <w:right w:type="dxa" w:w="100"/>
+            </w:tcMar>
+            <w:vAlign w:val="top"/>
+          </w:tcPr>
+          <w:p>
+            <w:pPr>
+              <w:spacing w:after="0"/>
+            </w:pPr>
+            <w:r>
+              <w:rPr>
+                <w:sz w:val="20"/>
+                <w:szCs w:val="20"/>
+              </w:rPr>
+              <w:t xml:space="preserve">Facts and numbers you collect, like answers to a survey.</w:t>
+            </w:r>
+          </w:p>
+        </w:tc>
+        <w:tc>
+          <w:tcPr>
+            <w:tcW w:type="dxa" w:w="2200"/>
+            <w:tcMar>
+              <w:top w:type="dxa" w:w="80"/>
+              <w:left w:type="dxa" w:w="100"/>
+              <w:bottom w:type="dxa" w:w="80"/>
+              <w:right w:type="dxa" w:w="100"/>
+            </w:tcMar>
+            <w:vAlign w:val="top"/>
+          </w:tcPr>
+          <w:p>
+            <w:pPr>
+              <w:spacing w:after="40"/>
+            </w:pPr>
             <w:r>
               <w:rPr>
                 <w:i/>
@@ -686,89 +1038,41 @@
                 <w:sz w:val="19"/>
                 <w:szCs w:val="19"/>
               </w:rPr>
-              <w:t xml:space="preserve">   Pregunta no estadística</w:t>
-            </w:r>
-          </w:p>
+              <w:t xml:space="preserve">Not Data: write a counter-example that breaks the definition.</w:t>
+            </w:r>
+          </w:p>
+          <w:p>
+            <w:pPr>
+              <w:pBdr>
+                <w:bottom w:val="single" w:color="AFBECC" w:sz="6"/>
+              </w:pBdr>
+              <w:spacing w:after="30" w:before="150"/>
+            </w:pPr>
+            <w:r>
+              <w:t xml:space="preserve"/>
+            </w:r>
+          </w:p>
+        </w:tc>
+        <w:tc>
+          <w:tcPr>
+            <w:tcW w:type="dxa" w:w="2200"/>
+            <w:tcMar>
+              <w:top w:type="dxa" w:w="80"/>
+              <w:left w:type="dxa" w:w="100"/>
+              <w:bottom w:type="dxa" w:w="80"/>
+              <w:right w:type="dxa" w:w="100"/>
+            </w:tcMar>
+            <w:vAlign w:val="top"/>
+          </w:tcPr>
           <w:p>
             <w:pPr>
               <w:spacing w:after="40"/>
-            </w:pPr>
-            <w:r>
-              <w:rPr>
-                <w:sz w:val="21"/>
-                <w:szCs w:val="21"/>
-              </w:rPr>
-              <w:t xml:space="preserve">A question that does not anticipate variability in the data used to answer it. It may ask for one fact or measurement.</w:t>
-            </w:r>
-          </w:p>
-          <w:p>
-            <w:pPr>
-              <w:spacing w:after="0"/>
-            </w:pPr>
-            <w:r>
-              <w:rPr>
-                <w:b/>
-                <w:bCs/>
-                <w:color w:val="1FA6A2"/>
-                <w:sz w:val="18"/>
-                <w:szCs w:val="18"/>
-              </w:rPr>
-              <w:t xml:space="preserve">Example:  </w:t>
-            </w:r>
-            <w:r>
-              <w:rPr>
-                <w:i/>
-                <w:iCs/>
-                <w:color w:val="5F6F80"/>
-                <w:sz w:val="18"/>
-                <w:szCs w:val="18"/>
-              </w:rPr>
-              <w:t xml:space="preserve">“How tall am I?” → one answer: 60 in. Everyone who measures gets the same number.</w:t>
-            </w:r>
-          </w:p>
-        </w:tc>
-      </w:tr>
-    </w:tbl>
-    <w:tbl>
-      <w:tblPr>
-        <w:tblW w:type="pct" w:w="100%"/>
-        <w:tblBorders>
-          <w:top w:val="none" w:color="FFFFFF" w:sz="0"/>
-          <w:left w:val="none" w:color="FFFFFF" w:sz="0"/>
-          <w:bottom w:val="single" w:color="C7D2DD" w:sz="4"/>
-          <w:right w:val="none" w:color="FFFFFF" w:sz="0"/>
-          <w:insideH w:val="none" w:color="FFFFFF" w:sz="0"/>
-          <w:insideV w:val="none" w:color="FFFFFF" w:sz="0"/>
-        </w:tblBorders>
-      </w:tblPr>
-      <w:tblGrid>
-        <w:gridCol w:w="1800"/>
-        <w:gridCol w:w="7560"/>
-      </w:tblGrid>
-      <w:tr>
-        <w:trPr>
-          <w:cantSplit/>
-        </w:trPr>
-        <w:tc>
-          <w:tcPr>
-            <w:tcW w:type="dxa" w:w="1800"/>
-            <w:tcMar>
-              <w:top w:type="dxa" w:w="100"/>
-              <w:left w:type="dxa" w:w="40"/>
-              <w:bottom w:type="dxa" w:w="100"/>
-              <w:right w:type="dxa" w:w="120"/>
-            </w:tcMar>
-            <w:vAlign w:val="center"/>
-          </w:tcPr>
-          <w:p>
-            <w:pPr>
-              <w:spacing w:after="0"/>
               <w:jc w:val="center"/>
             </w:pPr>
             <w:r>
               <w:drawing>
                 <wp:inline distT="0" distB="0" distL="0" distR="0">
-                  <wp:extent cx="1047750" cy="790575"/>
+                  <wp:extent cx="876300" cy="657225"/>
                   <wp:effectExtent t="0" r="0" b="0" l="0"/>
                   <wp:docPr id="1" name="" descr="" title=""/>
                   <wp:cNvGraphicFramePr>
@@ -793,7 +1097,7 @@
                         <pic:spPr bwMode="auto">
                           <a:xfrm>
                             <a:off x="0" y="0"/>
-                            <a:ext cx="1047750" cy="790575"/>
+                            <a:ext cx="876300" cy="657225"/>
                           </a:xfrm>
                           <a:prstGeom prst="rect">
                             <a:avLst/>
@@ -806,32 +1110,108 @@
               </w:drawing>
             </w:r>
           </w:p>
-        </w:tc>
-        <w:tc>
-          <w:tcPr>
-            <w:tcW w:type="dxa" w:w="7560"/>
-            <w:tcMar>
-              <w:top w:type="dxa" w:w="100"/>
-              <w:left w:type="dxa" w:w="40"/>
-              <w:bottom w:type="dxa" w:w="100"/>
-              <w:right w:type="dxa" w:w="40"/>
-            </w:tcMar>
-            <w:vAlign w:val="center"/>
-          </w:tcPr>
-          <w:p>
-            <w:pPr>
-              <w:spacing w:after="50"/>
+          <w:p>
+            <w:pPr>
+              <w:spacing w:after="0"/>
+            </w:pPr>
+            <w:r>
+              <w:rPr>
+                <w:i/>
+                <w:iCs/>
+                <w:color w:val="5F6F80"/>
+                <w:sz w:val="18"/>
+                <w:szCs w:val="18"/>
+              </w:rPr>
+              <w:t xml:space="preserve">Player heights: 60 in, 63 in, 58 in, 65 in — four different measurements</w:t>
+            </w:r>
+          </w:p>
+        </w:tc>
+      </w:tr>
+      <w:tr>
+        <w:trPr>
+          <w:cantSplit/>
+        </w:trPr>
+        <w:tc>
+          <w:tcPr>
+            <w:tcW w:type="dxa" w:w="1800"/>
+            <w:tcMar>
+              <w:top w:type="dxa" w:w="80"/>
+              <w:left w:type="dxa" w:w="100"/>
+              <w:bottom w:type="dxa" w:w="80"/>
+              <w:right w:type="dxa" w:w="100"/>
+            </w:tcMar>
+            <w:vAlign w:val="top"/>
+          </w:tcPr>
+          <w:p>
+            <w:pPr>
+              <w:spacing w:after="30"/>
             </w:pPr>
             <w:r>
               <w:rPr>
                 <w:b/>
                 <w:bCs/>
                 <w:color w:val="12355B"/>
-                <w:sz w:val="24"/>
-                <w:szCs w:val="24"/>
-              </w:rPr>
-              <w:t xml:space="preserve">Data</w:t>
-            </w:r>
+                <w:sz w:val="21"/>
+                <w:szCs w:val="21"/>
+              </w:rPr>
+              <w:t xml:space="preserve">Variability</w:t>
+            </w:r>
+          </w:p>
+          <w:p>
+            <w:pPr>
+              <w:spacing w:after="0"/>
+            </w:pPr>
+            <w:r>
+              <w:rPr>
+                <w:i/>
+                <w:iCs/>
+                <w:color w:val="5F6F80"/>
+                <w:sz w:val="18"/>
+                <w:szCs w:val="18"/>
+              </w:rPr>
+              <w:t xml:space="preserve">Variabilidad</w:t>
+            </w:r>
+          </w:p>
+        </w:tc>
+        <w:tc>
+          <w:tcPr>
+            <w:tcW w:type="dxa" w:w="3160"/>
+            <w:tcMar>
+              <w:top w:type="dxa" w:w="80"/>
+              <w:left w:type="dxa" w:w="100"/>
+              <w:bottom w:type="dxa" w:w="80"/>
+              <w:right w:type="dxa" w:w="100"/>
+            </w:tcMar>
+            <w:vAlign w:val="top"/>
+          </w:tcPr>
+          <w:p>
+            <w:pPr>
+              <w:spacing w:after="0"/>
+            </w:pPr>
+            <w:r>
+              <w:rPr>
+                <w:sz w:val="20"/>
+                <w:szCs w:val="20"/>
+              </w:rPr>
+              <w:t xml:space="preserve">How spread out the numbers are.</w:t>
+            </w:r>
+          </w:p>
+        </w:tc>
+        <w:tc>
+          <w:tcPr>
+            <w:tcW w:type="dxa" w:w="2200"/>
+            <w:tcMar>
+              <w:top w:type="dxa" w:w="80"/>
+              <w:left w:type="dxa" w:w="100"/>
+              <w:bottom w:type="dxa" w:w="80"/>
+              <w:right w:type="dxa" w:w="100"/>
+            </w:tcMar>
+            <w:vAlign w:val="top"/>
+          </w:tcPr>
+          <w:p>
+            <w:pPr>
+              <w:spacing w:after="40"/>
+            </w:pPr>
             <w:r>
               <w:rPr>
                 <w:i/>
@@ -840,89 +1220,41 @@
                 <w:sz w:val="19"/>
                 <w:szCs w:val="19"/>
               </w:rPr>
-              <w:t xml:space="preserve">   Datos</w:t>
-            </w:r>
-          </w:p>
+              <w:t xml:space="preserve">Not Variability: write a counter-example that breaks the definition.</w:t>
+            </w:r>
+          </w:p>
+          <w:p>
+            <w:pPr>
+              <w:pBdr>
+                <w:bottom w:val="single" w:color="AFBECC" w:sz="6"/>
+              </w:pBdr>
+              <w:spacing w:after="30" w:before="150"/>
+            </w:pPr>
+            <w:r>
+              <w:t xml:space="preserve"/>
+            </w:r>
+          </w:p>
+        </w:tc>
+        <w:tc>
+          <w:tcPr>
+            <w:tcW w:type="dxa" w:w="2200"/>
+            <w:tcMar>
+              <w:top w:type="dxa" w:w="80"/>
+              <w:left w:type="dxa" w:w="100"/>
+              <w:bottom w:type="dxa" w:w="80"/>
+              <w:right w:type="dxa" w:w="100"/>
+            </w:tcMar>
+            <w:vAlign w:val="top"/>
+          </w:tcPr>
           <w:p>
             <w:pPr>
               <w:spacing w:after="40"/>
-            </w:pPr>
-            <w:r>
-              <w:rPr>
-                <w:sz w:val="21"/>
-                <w:szCs w:val="21"/>
-              </w:rPr>
-              <w:t xml:space="preserve">Facts and numbers you collect, like answers to a survey.</w:t>
-            </w:r>
-          </w:p>
-          <w:p>
-            <w:pPr>
-              <w:spacing w:after="0"/>
-            </w:pPr>
-            <w:r>
-              <w:rPr>
-                <w:b/>
-                <w:bCs/>
-                <w:color w:val="1FA6A2"/>
-                <w:sz w:val="18"/>
-                <w:szCs w:val="18"/>
-              </w:rPr>
-              <w:t xml:space="preserve">Example:  </w:t>
-            </w:r>
-            <w:r>
-              <w:rPr>
-                <w:i/>
-                <w:iCs/>
-                <w:color w:val="5F6F80"/>
-                <w:sz w:val="18"/>
-                <w:szCs w:val="18"/>
-              </w:rPr>
-              <w:t xml:space="preserve">Player heights: 60 in, 63 in, 58 in, 65 in — four different measurements</w:t>
-            </w:r>
-          </w:p>
-        </w:tc>
-      </w:tr>
-    </w:tbl>
-    <w:tbl>
-      <w:tblPr>
-        <w:tblW w:type="pct" w:w="100%"/>
-        <w:tblBorders>
-          <w:top w:val="none" w:color="FFFFFF" w:sz="0"/>
-          <w:left w:val="none" w:color="FFFFFF" w:sz="0"/>
-          <w:bottom w:val="single" w:color="C7D2DD" w:sz="4"/>
-          <w:right w:val="none" w:color="FFFFFF" w:sz="0"/>
-          <w:insideH w:val="none" w:color="FFFFFF" w:sz="0"/>
-          <w:insideV w:val="none" w:color="FFFFFF" w:sz="0"/>
-        </w:tblBorders>
-      </w:tblPr>
-      <w:tblGrid>
-        <w:gridCol w:w="1800"/>
-        <w:gridCol w:w="7560"/>
-      </w:tblGrid>
-      <w:tr>
-        <w:trPr>
-          <w:cantSplit/>
-        </w:trPr>
-        <w:tc>
-          <w:tcPr>
-            <w:tcW w:type="dxa" w:w="1800"/>
-            <w:tcMar>
-              <w:top w:type="dxa" w:w="100"/>
-              <w:left w:type="dxa" w:w="40"/>
-              <w:bottom w:type="dxa" w:w="100"/>
-              <w:right w:type="dxa" w:w="120"/>
-            </w:tcMar>
-            <w:vAlign w:val="center"/>
-          </w:tcPr>
-          <w:p>
-            <w:pPr>
-              <w:spacing w:after="0"/>
               <w:jc w:val="center"/>
             </w:pPr>
             <w:r>
               <w:drawing>
                 <wp:inline distT="0" distB="0" distL="0" distR="0">
-                  <wp:extent cx="1047750" cy="790575"/>
+                  <wp:extent cx="876300" cy="657225"/>
                   <wp:effectExtent t="0" r="0" b="0" l="0"/>
                   <wp:docPr id="1" name="" descr="" title=""/>
                   <wp:cNvGraphicFramePr>
@@ -947,7 +1279,7 @@
                         <pic:spPr bwMode="auto">
                           <a:xfrm>
                             <a:off x="0" y="0"/>
-                            <a:ext cx="1047750" cy="790575"/>
+                            <a:ext cx="876300" cy="657225"/>
                           </a:xfrm>
                           <a:prstGeom prst="rect">
                             <a:avLst/>
@@ -960,32 +1292,108 @@
               </w:drawing>
             </w:r>
           </w:p>
-        </w:tc>
-        <w:tc>
-          <w:tcPr>
-            <w:tcW w:type="dxa" w:w="7560"/>
-            <w:tcMar>
-              <w:top w:type="dxa" w:w="100"/>
-              <w:left w:type="dxa" w:w="40"/>
-              <w:bottom w:type="dxa" w:w="100"/>
-              <w:right w:type="dxa" w:w="40"/>
-            </w:tcMar>
-            <w:vAlign w:val="center"/>
-          </w:tcPr>
-          <w:p>
-            <w:pPr>
-              <w:spacing w:after="50"/>
+          <w:p>
+            <w:pPr>
+              <w:spacing w:after="0"/>
+            </w:pPr>
+            <w:r>
+              <w:rPr>
+                <w:i/>
+                <w:iCs/>
+                <w:color w:val="5F6F80"/>
+                <w:sz w:val="18"/>
+                <w:szCs w:val="18"/>
+              </w:rPr>
+              <w:t xml:space="preserve">Scores 10, 12, 11 are close together (low variability); scores 2, 15, 30 are far apart (high variability)</w:t>
+            </w:r>
+          </w:p>
+        </w:tc>
+      </w:tr>
+      <w:tr>
+        <w:trPr>
+          <w:cantSplit/>
+        </w:trPr>
+        <w:tc>
+          <w:tcPr>
+            <w:tcW w:type="dxa" w:w="1800"/>
+            <w:tcMar>
+              <w:top w:type="dxa" w:w="80"/>
+              <w:left w:type="dxa" w:w="100"/>
+              <w:bottom w:type="dxa" w:w="80"/>
+              <w:right w:type="dxa" w:w="100"/>
+            </w:tcMar>
+            <w:vAlign w:val="top"/>
+          </w:tcPr>
+          <w:p>
+            <w:pPr>
+              <w:spacing w:after="30"/>
             </w:pPr>
             <w:r>
               <w:rPr>
                 <w:b/>
                 <w:bCs/>
                 <w:color w:val="12355B"/>
-                <w:sz w:val="24"/>
-                <w:szCs w:val="24"/>
-              </w:rPr>
-              <w:t xml:space="preserve">Variability</w:t>
-            </w:r>
+                <w:sz w:val="21"/>
+                <w:szCs w:val="21"/>
+              </w:rPr>
+              <w:t xml:space="preserve">Survey</w:t>
+            </w:r>
+          </w:p>
+          <w:p>
+            <w:pPr>
+              <w:spacing w:after="0"/>
+            </w:pPr>
+            <w:r>
+              <w:rPr>
+                <w:i/>
+                <w:iCs/>
+                <w:color w:val="5F6F80"/>
+                <w:sz w:val="18"/>
+                <w:szCs w:val="18"/>
+              </w:rPr>
+              <w:t xml:space="preserve">Encuesta</w:t>
+            </w:r>
+          </w:p>
+        </w:tc>
+        <w:tc>
+          <w:tcPr>
+            <w:tcW w:type="dxa" w:w="3160"/>
+            <w:tcMar>
+              <w:top w:type="dxa" w:w="80"/>
+              <w:left w:type="dxa" w:w="100"/>
+              <w:bottom w:type="dxa" w:w="80"/>
+              <w:right w:type="dxa" w:w="100"/>
+            </w:tcMar>
+            <w:vAlign w:val="top"/>
+          </w:tcPr>
+          <w:p>
+            <w:pPr>
+              <w:spacing w:after="0"/>
+            </w:pPr>
+            <w:r>
+              <w:rPr>
+                <w:sz w:val="20"/>
+                <w:szCs w:val="20"/>
+              </w:rPr>
+              <w:t xml:space="preserve">Collecting facts by asking people questions.</w:t>
+            </w:r>
+          </w:p>
+        </w:tc>
+        <w:tc>
+          <w:tcPr>
+            <w:tcW w:type="dxa" w:w="2200"/>
+            <w:tcMar>
+              <w:top w:type="dxa" w:w="80"/>
+              <w:left w:type="dxa" w:w="100"/>
+              <w:bottom w:type="dxa" w:w="80"/>
+              <w:right w:type="dxa" w:w="100"/>
+            </w:tcMar>
+            <w:vAlign w:val="top"/>
+          </w:tcPr>
+          <w:p>
+            <w:pPr>
+              <w:spacing w:after="40"/>
+            </w:pPr>
             <w:r>
               <w:rPr>
                 <w:i/>
@@ -994,89 +1402,41 @@
                 <w:sz w:val="19"/>
                 <w:szCs w:val="19"/>
               </w:rPr>
-              <w:t xml:space="preserve">   Variabilidad</w:t>
-            </w:r>
-          </w:p>
+              <w:t xml:space="preserve">Not Survey: write a counter-example that breaks the definition.</w:t>
+            </w:r>
+          </w:p>
+          <w:p>
+            <w:pPr>
+              <w:pBdr>
+                <w:bottom w:val="single" w:color="AFBECC" w:sz="6"/>
+              </w:pBdr>
+              <w:spacing w:after="30" w:before="150"/>
+            </w:pPr>
+            <w:r>
+              <w:t xml:space="preserve"/>
+            </w:r>
+          </w:p>
+        </w:tc>
+        <w:tc>
+          <w:tcPr>
+            <w:tcW w:type="dxa" w:w="2200"/>
+            <w:tcMar>
+              <w:top w:type="dxa" w:w="80"/>
+              <w:left w:type="dxa" w:w="100"/>
+              <w:bottom w:type="dxa" w:w="80"/>
+              <w:right w:type="dxa" w:w="100"/>
+            </w:tcMar>
+            <w:vAlign w:val="top"/>
+          </w:tcPr>
           <w:p>
             <w:pPr>
               <w:spacing w:after="40"/>
-            </w:pPr>
-            <w:r>
-              <w:rPr>
-                <w:sz w:val="21"/>
-                <w:szCs w:val="21"/>
-              </w:rPr>
-              <w:t xml:space="preserve">How spread out the numbers are.</w:t>
-            </w:r>
-          </w:p>
-          <w:p>
-            <w:pPr>
-              <w:spacing w:after="0"/>
-            </w:pPr>
-            <w:r>
-              <w:rPr>
-                <w:b/>
-                <w:bCs/>
-                <w:color w:val="1FA6A2"/>
-                <w:sz w:val="18"/>
-                <w:szCs w:val="18"/>
-              </w:rPr>
-              <w:t xml:space="preserve">Example:  </w:t>
-            </w:r>
-            <w:r>
-              <w:rPr>
-                <w:i/>
-                <w:iCs/>
-                <w:color w:val="5F6F80"/>
-                <w:sz w:val="18"/>
-                <w:szCs w:val="18"/>
-              </w:rPr>
-              <w:t xml:space="preserve">Scores 10, 12, 11 are close together (low variability); scores 2, 15, 30 are far apart (high variability)</w:t>
-            </w:r>
-          </w:p>
-        </w:tc>
-      </w:tr>
-    </w:tbl>
-    <w:tbl>
-      <w:tblPr>
-        <w:tblW w:type="pct" w:w="100%"/>
-        <w:tblBorders>
-          <w:top w:val="none" w:color="FFFFFF" w:sz="0"/>
-          <w:left w:val="none" w:color="FFFFFF" w:sz="0"/>
-          <w:bottom w:val="single" w:color="C7D2DD" w:sz="4"/>
-          <w:right w:val="none" w:color="FFFFFF" w:sz="0"/>
-          <w:insideH w:val="none" w:color="FFFFFF" w:sz="0"/>
-          <w:insideV w:val="none" w:color="FFFFFF" w:sz="0"/>
-        </w:tblBorders>
-      </w:tblPr>
-      <w:tblGrid>
-        <w:gridCol w:w="1800"/>
-        <w:gridCol w:w="7560"/>
-      </w:tblGrid>
-      <w:tr>
-        <w:trPr>
-          <w:cantSplit/>
-        </w:trPr>
-        <w:tc>
-          <w:tcPr>
-            <w:tcW w:type="dxa" w:w="1800"/>
-            <w:tcMar>
-              <w:top w:type="dxa" w:w="100"/>
-              <w:left w:type="dxa" w:w="40"/>
-              <w:bottom w:type="dxa" w:w="100"/>
-              <w:right w:type="dxa" w:w="120"/>
-            </w:tcMar>
-            <w:vAlign w:val="center"/>
-          </w:tcPr>
-          <w:p>
-            <w:pPr>
-              <w:spacing w:after="0"/>
               <w:jc w:val="center"/>
             </w:pPr>
             <w:r>
               <w:drawing>
                 <wp:inline distT="0" distB="0" distL="0" distR="0">
-                  <wp:extent cx="1047750" cy="790575"/>
+                  <wp:extent cx="876300" cy="657225"/>
                   <wp:effectExtent t="0" r="0" b="0" l="0"/>
                   <wp:docPr id="1" name="" descr="" title=""/>
                   <wp:cNvGraphicFramePr>
@@ -1101,7 +1461,7 @@
                         <pic:spPr bwMode="auto">
                           <a:xfrm>
                             <a:off x="0" y="0"/>
-                            <a:ext cx="1047750" cy="790575"/>
+                            <a:ext cx="876300" cy="657225"/>
                           </a:xfrm>
                           <a:prstGeom prst="rect">
                             <a:avLst/>
@@ -1114,32 +1474,108 @@
               </w:drawing>
             </w:r>
           </w:p>
-        </w:tc>
-        <w:tc>
-          <w:tcPr>
-            <w:tcW w:type="dxa" w:w="7560"/>
-            <w:tcMar>
-              <w:top w:type="dxa" w:w="100"/>
-              <w:left w:type="dxa" w:w="40"/>
-              <w:bottom w:type="dxa" w:w="100"/>
-              <w:right w:type="dxa" w:w="40"/>
-            </w:tcMar>
-            <w:vAlign w:val="center"/>
-          </w:tcPr>
-          <w:p>
-            <w:pPr>
-              <w:spacing w:after="50"/>
+          <w:p>
+            <w:pPr>
+              <w:spacing w:after="0"/>
+            </w:pPr>
+            <w:r>
+              <w:rPr>
+                <w:i/>
+                <w:iCs/>
+                <w:color w:val="5F6F80"/>
+                <w:sz w:val="18"/>
+                <w:szCs w:val="18"/>
+              </w:rPr>
+              <w:t xml:space="preserve">Asking 50 students 'What is your favorite sport?' and recording the answers</w:t>
+            </w:r>
+          </w:p>
+        </w:tc>
+      </w:tr>
+      <w:tr>
+        <w:trPr>
+          <w:cantSplit/>
+        </w:trPr>
+        <w:tc>
+          <w:tcPr>
+            <w:tcW w:type="dxa" w:w="1800"/>
+            <w:tcMar>
+              <w:top w:type="dxa" w:w="80"/>
+              <w:left w:type="dxa" w:w="100"/>
+              <w:bottom w:type="dxa" w:w="80"/>
+              <w:right w:type="dxa" w:w="100"/>
+            </w:tcMar>
+            <w:vAlign w:val="top"/>
+          </w:tcPr>
+          <w:p>
+            <w:pPr>
+              <w:spacing w:after="30"/>
             </w:pPr>
             <w:r>
               <w:rPr>
                 <w:b/>
                 <w:bCs/>
                 <w:color w:val="12355B"/>
-                <w:sz w:val="24"/>
-                <w:szCs w:val="24"/>
-              </w:rPr>
-              <w:t xml:space="preserve">Survey</w:t>
-            </w:r>
+                <w:sz w:val="21"/>
+                <w:szCs w:val="21"/>
+              </w:rPr>
+              <w:t xml:space="preserve">Data distribution</w:t>
+            </w:r>
+          </w:p>
+          <w:p>
+            <w:pPr>
+              <w:spacing w:after="0"/>
+            </w:pPr>
+            <w:r>
+              <w:rPr>
+                <w:i/>
+                <w:iCs/>
+                <w:color w:val="5F6F80"/>
+                <w:sz w:val="18"/>
+                <w:szCs w:val="18"/>
+              </w:rPr>
+              <w:t xml:space="preserve">Distribución de datos</w:t>
+            </w:r>
+          </w:p>
+        </w:tc>
+        <w:tc>
+          <w:tcPr>
+            <w:tcW w:type="dxa" w:w="3160"/>
+            <w:tcMar>
+              <w:top w:type="dxa" w:w="80"/>
+              <w:left w:type="dxa" w:w="100"/>
+              <w:bottom w:type="dxa" w:w="80"/>
+              <w:right w:type="dxa" w:w="100"/>
+            </w:tcMar>
+            <w:vAlign w:val="top"/>
+          </w:tcPr>
+          <w:p>
+            <w:pPr>
+              <w:spacing w:after="0"/>
+            </w:pPr>
+            <w:r>
+              <w:rPr>
+                <w:sz w:val="20"/>
+                <w:szCs w:val="20"/>
+              </w:rPr>
+              <w:t xml:space="preserve">How the data looks: where it sits and how spread out it is.</w:t>
+            </w:r>
+          </w:p>
+        </w:tc>
+        <w:tc>
+          <w:tcPr>
+            <w:tcW w:type="dxa" w:w="2200"/>
+            <w:tcMar>
+              <w:top w:type="dxa" w:w="80"/>
+              <w:left w:type="dxa" w:w="100"/>
+              <w:bottom w:type="dxa" w:w="80"/>
+              <w:right w:type="dxa" w:w="100"/>
+            </w:tcMar>
+            <w:vAlign w:val="top"/>
+          </w:tcPr>
+          <w:p>
+            <w:pPr>
+              <w:spacing w:after="40"/>
+            </w:pPr>
             <w:r>
               <w:rPr>
                 <w:i/>
@@ -1148,89 +1584,41 @@
                 <w:sz w:val="19"/>
                 <w:szCs w:val="19"/>
               </w:rPr>
-              <w:t xml:space="preserve">   Encuesta</w:t>
-            </w:r>
-          </w:p>
+              <w:t xml:space="preserve">Not Data distribution: write a counter-example that breaks the definition.</w:t>
+            </w:r>
+          </w:p>
+          <w:p>
+            <w:pPr>
+              <w:pBdr>
+                <w:bottom w:val="single" w:color="AFBECC" w:sz="6"/>
+              </w:pBdr>
+              <w:spacing w:after="30" w:before="150"/>
+            </w:pPr>
+            <w:r>
+              <w:t xml:space="preserve"/>
+            </w:r>
+          </w:p>
+        </w:tc>
+        <w:tc>
+          <w:tcPr>
+            <w:tcW w:type="dxa" w:w="2200"/>
+            <w:tcMar>
+              <w:top w:type="dxa" w:w="80"/>
+              <w:left w:type="dxa" w:w="100"/>
+              <w:bottom w:type="dxa" w:w="80"/>
+              <w:right w:type="dxa" w:w="100"/>
+            </w:tcMar>
+            <w:vAlign w:val="top"/>
+          </w:tcPr>
           <w:p>
             <w:pPr>
               <w:spacing w:after="40"/>
-            </w:pPr>
-            <w:r>
-              <w:rPr>
-                <w:sz w:val="21"/>
-                <w:szCs w:val="21"/>
-              </w:rPr>
-              <w:t xml:space="preserve">Collecting facts by asking people questions.</w:t>
-            </w:r>
-          </w:p>
-          <w:p>
-            <w:pPr>
-              <w:spacing w:after="0"/>
-            </w:pPr>
-            <w:r>
-              <w:rPr>
-                <w:b/>
-                <w:bCs/>
-                <w:color w:val="1FA6A2"/>
-                <w:sz w:val="18"/>
-                <w:szCs w:val="18"/>
-              </w:rPr>
-              <w:t xml:space="preserve">Example:  </w:t>
-            </w:r>
-            <w:r>
-              <w:rPr>
-                <w:i/>
-                <w:iCs/>
-                <w:color w:val="5F6F80"/>
-                <w:sz w:val="18"/>
-                <w:szCs w:val="18"/>
-              </w:rPr>
-              <w:t xml:space="preserve">Asking 50 students 'What is your favorite sport?' and recording the answers</w:t>
-            </w:r>
-          </w:p>
-        </w:tc>
-      </w:tr>
-    </w:tbl>
-    <w:tbl>
-      <w:tblPr>
-        <w:tblW w:type="pct" w:w="100%"/>
-        <w:tblBorders>
-          <w:top w:val="none" w:color="FFFFFF" w:sz="0"/>
-          <w:left w:val="none" w:color="FFFFFF" w:sz="0"/>
-          <w:bottom w:val="single" w:color="C7D2DD" w:sz="4"/>
-          <w:right w:val="none" w:color="FFFFFF" w:sz="0"/>
-          <w:insideH w:val="none" w:color="FFFFFF" w:sz="0"/>
-          <w:insideV w:val="none" w:color="FFFFFF" w:sz="0"/>
-        </w:tblBorders>
-      </w:tblPr>
-      <w:tblGrid>
-        <w:gridCol w:w="1800"/>
-        <w:gridCol w:w="7560"/>
-      </w:tblGrid>
-      <w:tr>
-        <w:trPr>
-          <w:cantSplit/>
-        </w:trPr>
-        <w:tc>
-          <w:tcPr>
-            <w:tcW w:type="dxa" w:w="1800"/>
-            <w:tcMar>
-              <w:top w:type="dxa" w:w="100"/>
-              <w:left w:type="dxa" w:w="40"/>
-              <w:bottom w:type="dxa" w:w="100"/>
-              <w:right w:type="dxa" w:w="120"/>
-            </w:tcMar>
-            <w:vAlign w:val="center"/>
-          </w:tcPr>
-          <w:p>
-            <w:pPr>
-              <w:spacing w:after="0"/>
               <w:jc w:val="center"/>
             </w:pPr>
             <w:r>
               <w:drawing>
                 <wp:inline distT="0" distB="0" distL="0" distR="0">
-                  <wp:extent cx="1047750" cy="790575"/>
+                  <wp:extent cx="876300" cy="657225"/>
                   <wp:effectExtent t="0" r="0" b="0" l="0"/>
                   <wp:docPr id="1" name="" descr="" title=""/>
                   <wp:cNvGraphicFramePr>
@@ -1255,7 +1643,7 @@
                         <pic:spPr bwMode="auto">
                           <a:xfrm>
                             <a:off x="0" y="0"/>
-                            <a:ext cx="1047750" cy="790575"/>
+                            <a:ext cx="876300" cy="657225"/>
                           </a:xfrm>
                           <a:prstGeom prst="rect">
                             <a:avLst/>
@@ -1268,32 +1656,108 @@
               </w:drawing>
             </w:r>
           </w:p>
-        </w:tc>
-        <w:tc>
-          <w:tcPr>
-            <w:tcW w:type="dxa" w:w="7560"/>
-            <w:tcMar>
-              <w:top w:type="dxa" w:w="100"/>
-              <w:left w:type="dxa" w:w="40"/>
-              <w:bottom w:type="dxa" w:w="100"/>
-              <w:right w:type="dxa" w:w="40"/>
-            </w:tcMar>
-            <w:vAlign w:val="center"/>
-          </w:tcPr>
-          <w:p>
-            <w:pPr>
-              <w:spacing w:after="50"/>
+          <w:p>
+            <w:pPr>
+              <w:spacing w:after="0"/>
+            </w:pPr>
+            <w:r>
+              <w:rPr>
+                <w:i/>
+                <w:iCs/>
+                <w:color w:val="5F6F80"/>
+                <w:sz w:val="18"/>
+                <w:szCs w:val="18"/>
+              </w:rPr>
+              <w:t xml:space="preserve">A distribution is symmetric when its left and right sides have approximately matching shapes around the center.</w:t>
+            </w:r>
+          </w:p>
+        </w:tc>
+      </w:tr>
+      <w:tr>
+        <w:trPr>
+          <w:cantSplit/>
+        </w:trPr>
+        <w:tc>
+          <w:tcPr>
+            <w:tcW w:type="dxa" w:w="1800"/>
+            <w:tcMar>
+              <w:top w:type="dxa" w:w="80"/>
+              <w:left w:type="dxa" w:w="100"/>
+              <w:bottom w:type="dxa" w:w="80"/>
+              <w:right w:type="dxa" w:w="100"/>
+            </w:tcMar>
+            <w:vAlign w:val="top"/>
+          </w:tcPr>
+          <w:p>
+            <w:pPr>
+              <w:spacing w:after="30"/>
             </w:pPr>
             <w:r>
               <w:rPr>
                 <w:b/>
                 <w:bCs/>
                 <w:color w:val="12355B"/>
-                <w:sz w:val="24"/>
-                <w:szCs w:val="24"/>
-              </w:rPr>
-              <w:t xml:space="preserve">Data distribution</w:t>
-            </w:r>
+                <w:sz w:val="21"/>
+                <w:szCs w:val="21"/>
+              </w:rPr>
+              <w:t xml:space="preserve">Dot plot</w:t>
+            </w:r>
+          </w:p>
+          <w:p>
+            <w:pPr>
+              <w:spacing w:after="0"/>
+            </w:pPr>
+            <w:r>
+              <w:rPr>
+                <w:i/>
+                <w:iCs/>
+                <w:color w:val="5F6F80"/>
+                <w:sz w:val="18"/>
+                <w:szCs w:val="18"/>
+              </w:rPr>
+              <w:t xml:space="preserve">Diagrama de puntos</w:t>
+            </w:r>
+          </w:p>
+        </w:tc>
+        <w:tc>
+          <w:tcPr>
+            <w:tcW w:type="dxa" w:w="3160"/>
+            <w:tcMar>
+              <w:top w:type="dxa" w:w="80"/>
+              <w:left w:type="dxa" w:w="100"/>
+              <w:bottom w:type="dxa" w:w="80"/>
+              <w:right w:type="dxa" w:w="100"/>
+            </w:tcMar>
+            <w:vAlign w:val="top"/>
+          </w:tcPr>
+          <w:p>
+            <w:pPr>
+              <w:spacing w:after="0"/>
+            </w:pPr>
+            <w:r>
+              <w:rPr>
+                <w:sz w:val="20"/>
+                <w:szCs w:val="20"/>
+              </w:rPr>
+              <w:t xml:space="preserve">A number line with one dot for each data value.</w:t>
+            </w:r>
+          </w:p>
+        </w:tc>
+        <w:tc>
+          <w:tcPr>
+            <w:tcW w:type="dxa" w:w="2200"/>
+            <w:tcMar>
+              <w:top w:type="dxa" w:w="80"/>
+              <w:left w:type="dxa" w:w="100"/>
+              <w:bottom w:type="dxa" w:w="80"/>
+              <w:right w:type="dxa" w:w="100"/>
+            </w:tcMar>
+            <w:vAlign w:val="top"/>
+          </w:tcPr>
+          <w:p>
+            <w:pPr>
+              <w:spacing w:after="40"/>
+            </w:pPr>
             <w:r>
               <w:rPr>
                 <w:i/>
@@ -1302,89 +1766,41 @@
                 <w:sz w:val="19"/>
                 <w:szCs w:val="19"/>
               </w:rPr>
-              <w:t xml:space="preserve">   Distribución de datos</w:t>
-            </w:r>
-          </w:p>
+              <w:t xml:space="preserve">Not Dot plot: write a counter-example that breaks the definition.</w:t>
+            </w:r>
+          </w:p>
+          <w:p>
+            <w:pPr>
+              <w:pBdr>
+                <w:bottom w:val="single" w:color="AFBECC" w:sz="6"/>
+              </w:pBdr>
+              <w:spacing w:after="30" w:before="150"/>
+            </w:pPr>
+            <w:r>
+              <w:t xml:space="preserve"/>
+            </w:r>
+          </w:p>
+        </w:tc>
+        <w:tc>
+          <w:tcPr>
+            <w:tcW w:type="dxa" w:w="2200"/>
+            <w:tcMar>
+              <w:top w:type="dxa" w:w="80"/>
+              <w:left w:type="dxa" w:w="100"/>
+              <w:bottom w:type="dxa" w:w="80"/>
+              <w:right w:type="dxa" w:w="100"/>
+            </w:tcMar>
+            <w:vAlign w:val="top"/>
+          </w:tcPr>
           <w:p>
             <w:pPr>
               <w:spacing w:after="40"/>
-            </w:pPr>
-            <w:r>
-              <w:rPr>
-                <w:sz w:val="21"/>
-                <w:szCs w:val="21"/>
-              </w:rPr>
-              <w:t xml:space="preserve">How the data looks: where it sits and how spread out it is.</w:t>
-            </w:r>
-          </w:p>
-          <w:p>
-            <w:pPr>
-              <w:spacing w:after="0"/>
-            </w:pPr>
-            <w:r>
-              <w:rPr>
-                <w:b/>
-                <w:bCs/>
-                <w:color w:val="1FA6A2"/>
-                <w:sz w:val="18"/>
-                <w:szCs w:val="18"/>
-              </w:rPr>
-              <w:t xml:space="preserve">Example:  </w:t>
-            </w:r>
-            <w:r>
-              <w:rPr>
-                <w:i/>
-                <w:iCs/>
-                <w:color w:val="5F6F80"/>
-                <w:sz w:val="18"/>
-                <w:szCs w:val="18"/>
-              </w:rPr>
-              <w:t xml:space="preserve">A distribution is symmetric when its left and right sides have approximately matching shapes around the center.</w:t>
-            </w:r>
-          </w:p>
-        </w:tc>
-      </w:tr>
-    </w:tbl>
-    <w:tbl>
-      <w:tblPr>
-        <w:tblW w:type="pct" w:w="100%"/>
-        <w:tblBorders>
-          <w:top w:val="none" w:color="FFFFFF" w:sz="0"/>
-          <w:left w:val="none" w:color="FFFFFF" w:sz="0"/>
-          <w:bottom w:val="single" w:color="C7D2DD" w:sz="4"/>
-          <w:right w:val="none" w:color="FFFFFF" w:sz="0"/>
-          <w:insideH w:val="none" w:color="FFFFFF" w:sz="0"/>
-          <w:insideV w:val="none" w:color="FFFFFF" w:sz="0"/>
-        </w:tblBorders>
-      </w:tblPr>
-      <w:tblGrid>
-        <w:gridCol w:w="1800"/>
-        <w:gridCol w:w="7560"/>
-      </w:tblGrid>
-      <w:tr>
-        <w:trPr>
-          <w:cantSplit/>
-        </w:trPr>
-        <w:tc>
-          <w:tcPr>
-            <w:tcW w:type="dxa" w:w="1800"/>
-            <w:tcMar>
-              <w:top w:type="dxa" w:w="100"/>
-              <w:left w:type="dxa" w:w="40"/>
-              <w:bottom w:type="dxa" w:w="100"/>
-              <w:right w:type="dxa" w:w="120"/>
-            </w:tcMar>
-            <w:vAlign w:val="center"/>
-          </w:tcPr>
-          <w:p>
-            <w:pPr>
-              <w:spacing w:after="0"/>
               <w:jc w:val="center"/>
             </w:pPr>
             <w:r>
               <w:drawing>
                 <wp:inline distT="0" distB="0" distL="0" distR="0">
-                  <wp:extent cx="1047750" cy="790575"/>
+                  <wp:extent cx="876300" cy="657225"/>
                   <wp:effectExtent t="0" r="0" b="0" l="0"/>
                   <wp:docPr id="1" name="" descr="" title=""/>
                   <wp:cNvGraphicFramePr>
@@ -1409,7 +1825,7 @@
                         <pic:spPr bwMode="auto">
                           <a:xfrm>
                             <a:off x="0" y="0"/>
-                            <a:ext cx="1047750" cy="790575"/>
+                            <a:ext cx="876300" cy="657225"/>
                           </a:xfrm>
                           <a:prstGeom prst="rect">
                             <a:avLst/>
@@ -1422,69 +1838,10 @@
               </w:drawing>
             </w:r>
           </w:p>
-        </w:tc>
-        <w:tc>
-          <w:tcPr>
-            <w:tcW w:type="dxa" w:w="7560"/>
-            <w:tcMar>
-              <w:top w:type="dxa" w:w="100"/>
-              <w:left w:type="dxa" w:w="40"/>
-              <w:bottom w:type="dxa" w:w="100"/>
-              <w:right w:type="dxa" w:w="40"/>
-            </w:tcMar>
-            <w:vAlign w:val="center"/>
-          </w:tcPr>
-          <w:p>
-            <w:pPr>
-              <w:spacing w:after="50"/>
-            </w:pPr>
-            <w:r>
-              <w:rPr>
-                <w:b/>
-                <w:bCs/>
-                <w:color w:val="12355B"/>
-                <w:sz w:val="24"/>
-                <w:szCs w:val="24"/>
-              </w:rPr>
-              <w:t xml:space="preserve">Dot plot</w:t>
-            </w:r>
-            <w:r>
-              <w:rPr>
-                <w:i/>
-                <w:iCs/>
-                <w:color w:val="5F6F80"/>
-                <w:sz w:val="19"/>
-                <w:szCs w:val="19"/>
-              </w:rPr>
-              <w:t xml:space="preserve">   Diagrama de puntos</w:t>
-            </w:r>
-          </w:p>
-          <w:p>
-            <w:pPr>
-              <w:spacing w:after="40"/>
-            </w:pPr>
-            <w:r>
-              <w:rPr>
-                <w:sz w:val="21"/>
-                <w:szCs w:val="21"/>
-              </w:rPr>
-              <w:t xml:space="preserve">A number line with one dot for each data value.</w:t>
-            </w:r>
-          </w:p>
           <w:p>
             <w:pPr>
               <w:spacing w:after="0"/>
             </w:pPr>
-            <w:r>
-              <w:rPr>
-                <w:b/>
-                <w:bCs/>
-                <w:color w:val="1FA6A2"/>
-                <w:sz w:val="18"/>
-                <w:szCs w:val="18"/>
-              </w:rPr>
-              <w:t xml:space="preserve">Example:  </w:t>
-            </w:r>
             <w:r>
               <w:rPr>
                 <w:i/>
@@ -2825,7 +3182,7 @@
                 <w:sz w:val="21"/>
                 <w:szCs w:val="21"/>
               </w:rPr>
-              <w:t xml:space="preserve">You've just been hired as the data analyst for a youth basketball league. The head coach hands you a list of questions the staff wants to investigate about their players. Some questions will give you interesting data with variety, while others have just one fixed answer. Your job: figure out which questions are worth investigating with data.</w:t>
+              <w:t xml:space="preserve">You've just been hired as the data analyst for a youth basketball league. The head coach hands you a list of questions the staff wants to investigate about their players. Some questions will give you interesting data with variety, while others have just one fixed answer. Your job: figure out which questions are worth investigating with data. Two of the coach's questions are: "How tall is our point guard?" and "How tall is each player on the roster?"</w:t>
             </w:r>
           </w:p>
         </w:tc>
@@ -3110,7 +3467,7 @@
           <w:sz w:val="19"/>
           <w:szCs w:val="19"/>
         </w:rPr>
-        <w:t xml:space="preserve">   You Do — show your work</w:t>
+        <w:t xml:space="preserve">   You Do — show your work and reasoning</w:t>
       </w:r>
     </w:p>
     <w:p>
@@ -3125,7 +3482,7 @@
           <w:sz w:val="19"/>
           <w:szCs w:val="19"/>
         </w:rPr>
-        <w:t xml:space="preserve">Solve each problem. Show your thinking in the work box.</w:t>
+        <w:t xml:space="preserve">Solve each problem in the middle column and explain your reasoning using the sentence starters on the right.</w:t>
       </w:r>
     </w:p>
     <w:p>
@@ -3154,120 +3511,258 @@
         <w:t xml:space="preserve">   stretch your thinking</w:t>
       </w:r>
     </w:p>
-    <w:p>
-      <w:pPr>
-        <w:keepNext/>
-        <w:spacing w:after="60" w:before="160"/>
-      </w:pPr>
-      <w:r>
-        <w:rPr>
-          <w:b/>
-          <w:bCs/>
-          <w:color w:val="12355B"/>
-          <w:sz w:val="22"/>
-          <w:szCs w:val="22"/>
-        </w:rPr>
-        <w:t xml:space="preserve">1.  </w:t>
-      </w:r>
-      <w:r>
-        <w:rPr>
-          <w:b/>
-          <w:bCs/>
-          <w:sz w:val="21"/>
-          <w:szCs w:val="21"/>
-        </w:rPr>
-        <w:t xml:space="preserve">A survey asks 30 students how many books they read last month, collecting 30 answers. What makes this a statistical question?</w:t>
-      </w:r>
-    </w:p>
-    <w:p>
-      <w:pPr>
-        <w:spacing w:after="40"/>
-        <w:ind w:left="420"/>
-      </w:pPr>
-      <w:r>
-        <w:rPr>
-          <w:sz w:val="20"/>
-          <w:szCs w:val="20"/>
-        </w:rPr>
-        <w:t xml:space="preserve">A)  It is about books</w:t>
-      </w:r>
-    </w:p>
-    <w:p>
-      <w:pPr>
-        <w:spacing w:after="40"/>
-        <w:ind w:left="420"/>
-      </w:pPr>
-      <w:r>
-        <w:rPr>
-          <w:sz w:val="20"/>
-          <w:szCs w:val="20"/>
-        </w:rPr>
-        <w:t xml:space="preserve">B)  Everyone reads the same number</w:t>
-      </w:r>
-    </w:p>
-    <w:p>
-      <w:pPr>
-        <w:spacing w:after="40"/>
-        <w:ind w:left="420"/>
-      </w:pPr>
-      <w:r>
-        <w:rPr>
-          <w:sz w:val="20"/>
-          <w:szCs w:val="20"/>
-        </w:rPr>
-        <w:t xml:space="preserve">C)  The answers vary from student to student</w:t>
-      </w:r>
-    </w:p>
-    <w:p>
-      <w:pPr>
-        <w:spacing w:after="40"/>
-        <w:ind w:left="420"/>
-      </w:pPr>
-      <w:r>
-        <w:rPr>
-          <w:sz w:val="20"/>
-          <w:szCs w:val="20"/>
-        </w:rPr>
-        <w:t xml:space="preserve">D)  It has exactly one correct answer</w:t>
-      </w:r>
-    </w:p>
-    <w:p>
-      <w:pPr>
-        <w:spacing w:after="20"/>
-      </w:pPr>
-      <w:r>
-        <w:t xml:space="preserve"/>
-      </w:r>
-    </w:p>
     <w:tbl>
       <w:tblPr>
-        <w:tblW w:type="pct" w:w="100%"/>
+        <w:tblW w:type="dxa" w:w="9360"/>
         <w:tblBorders>
           <w:top w:val="single" w:color="C7D2DD" w:sz="6"/>
           <w:left w:val="single" w:color="C7D2DD" w:sz="6"/>
           <w:bottom w:val="single" w:color="C7D2DD" w:sz="6"/>
           <w:right w:val="single" w:color="C7D2DD" w:sz="6"/>
-          <w:insideH w:val="single" w:color="auto" w:sz="4"/>
-          <w:insideV w:val="single" w:color="auto" w:sz="4"/>
+          <w:insideH w:val="single" w:color="C7D2DD" w:sz="6"/>
+          <w:insideV w:val="single" w:color="C7D2DD" w:sz="6"/>
         </w:tblBorders>
       </w:tblPr>
       <w:tblGrid>
-        <w:gridCol w:w="100"/>
+        <w:gridCol w:w="2800"/>
+        <w:gridCol w:w="3560"/>
+        <w:gridCol w:w="3000"/>
       </w:tblGrid>
       <w:tr>
-        <w:tc>
-          <w:tcPr>
+        <w:trPr>
+          <w:cantSplit/>
+          <w:tblHeader/>
+        </w:trPr>
+        <w:tc>
+          <w:tcPr>
+            <w:tcW w:type="dxa" w:w="2800"/>
+            <w:shd w:fill="EEF4F8" w:color="auto" w:val="clear"/>
+            <w:tcMar>
+              <w:top w:type="dxa" w:w="60"/>
+              <w:left w:type="dxa" w:w="100"/>
+              <w:bottom w:type="dxa" w:w="60"/>
+              <w:right w:type="dxa" w:w="100"/>
+            </w:tcMar>
+          </w:tcPr>
+          <w:p>
+            <w:pPr>
+              <w:spacing w:after="0"/>
+            </w:pPr>
+            <w:r>
+              <w:rPr>
+                <w:b/>
+                <w:bCs/>
+                <w:color w:val="12355B"/>
+                <w:sz w:val="16"/>
+                <w:szCs w:val="16"/>
+              </w:rPr>
+              <w:t xml:space="preserve">CORE PROBLEM / GIVEN REPRESENTATION</w:t>
+            </w:r>
+          </w:p>
+        </w:tc>
+        <w:tc>
+          <w:tcPr>
+            <w:tcW w:type="dxa" w:w="3560"/>
+            <w:shd w:fill="EEF4F8" w:color="auto" w:val="clear"/>
+            <w:tcMar>
+              <w:top w:type="dxa" w:w="60"/>
+              <w:left w:type="dxa" w:w="100"/>
+              <w:bottom w:type="dxa" w:w="60"/>
+              <w:right w:type="dxa" w:w="100"/>
+            </w:tcMar>
+          </w:tcPr>
+          <w:p>
+            <w:pPr>
+              <w:spacing w:after="0"/>
+            </w:pPr>
+            <w:r>
+              <w:rPr>
+                <w:b/>
+                <w:bCs/>
+                <w:color w:val="12355B"/>
+                <w:sz w:val="16"/>
+                <w:szCs w:val="16"/>
+              </w:rPr>
+              <w:t xml:space="preserve">WORKING SPACE / CALCULATION STEPS</w:t>
+            </w:r>
+          </w:p>
+        </w:tc>
+        <w:tc>
+          <w:tcPr>
+            <w:tcW w:type="dxa" w:w="3000"/>
             <w:shd w:fill="FBF3E2" w:color="auto" w:val="clear"/>
             <w:tcMar>
               <w:top w:type="dxa" w:w="60"/>
-              <w:left w:type="dxa" w:w="120"/>
+              <w:left w:type="dxa" w:w="100"/>
               <w:bottom w:type="dxa" w:w="60"/>
-              <w:right w:type="dxa" w:w="120"/>
-            </w:tcMar>
-          </w:tcPr>
-          <w:p>
-            <w:pPr>
-              <w:spacing w:after="0" w:line="320"/>
+              <w:right w:type="dxa" w:w="100"/>
+            </w:tcMar>
+          </w:tcPr>
+          <w:p>
+            <w:pPr>
+              <w:spacing w:after="0"/>
+            </w:pPr>
+            <w:r>
+              <w:rPr>
+                <w:b/>
+                <w:bCs/>
+                <w:color w:val="B97A12"/>
+                <w:sz w:val="16"/>
+                <w:szCs w:val="16"/>
+              </w:rPr>
+              <w:t xml:space="preserve">EXPLAIN YOUR REASONING</w:t>
+            </w:r>
+          </w:p>
+        </w:tc>
+      </w:tr>
+      <w:tr>
+        <w:trPr>
+          <w:cantSplit/>
+        </w:trPr>
+        <w:tc>
+          <w:tcPr>
+            <w:tcW w:type="dxa" w:w="2800"/>
+            <w:tcMar>
+              <w:top w:type="dxa" w:w="80"/>
+              <w:left w:type="dxa" w:w="100"/>
+              <w:bottom w:type="dxa" w:w="80"/>
+              <w:right w:type="dxa" w:w="100"/>
+            </w:tcMar>
+            <w:vAlign w:val="top"/>
+          </w:tcPr>
+          <w:p>
+            <w:pPr>
+              <w:spacing w:after="60"/>
+            </w:pPr>
+            <w:r>
+              <w:rPr>
+                <w:b/>
+                <w:bCs/>
+                <w:color w:val="12355B"/>
+                <w:sz w:val="21"/>
+                <w:szCs w:val="21"/>
+              </w:rPr>
+              <w:t xml:space="preserve">1.  </w:t>
+            </w:r>
+            <w:r>
+              <w:rPr>
+                <w:b/>
+                <w:bCs/>
+                <w:sz w:val="20"/>
+                <w:szCs w:val="20"/>
+              </w:rPr>
+              <w:t xml:space="preserve">A survey asks 30 students how many books they read last month, collecting 30 answers. What makes this a statistical question?</w:t>
+            </w:r>
+          </w:p>
+          <w:p>
+            <w:pPr>
+              <w:spacing w:after="30"/>
+              <w:ind w:left="180"/>
+            </w:pPr>
+            <w:r>
+              <w:rPr>
+                <w:sz w:val="19"/>
+                <w:szCs w:val="19"/>
+              </w:rPr>
+              <w:t xml:space="preserve">A)  It is about books</w:t>
+            </w:r>
+          </w:p>
+          <w:p>
+            <w:pPr>
+              <w:spacing w:after="30"/>
+              <w:ind w:left="180"/>
+            </w:pPr>
+            <w:r>
+              <w:rPr>
+                <w:sz w:val="19"/>
+                <w:szCs w:val="19"/>
+              </w:rPr>
+              <w:t xml:space="preserve">B)  Everyone reads the same number</w:t>
+            </w:r>
+          </w:p>
+          <w:p>
+            <w:pPr>
+              <w:spacing w:after="30"/>
+              <w:ind w:left="180"/>
+            </w:pPr>
+            <w:r>
+              <w:rPr>
+                <w:sz w:val="19"/>
+                <w:szCs w:val="19"/>
+              </w:rPr>
+              <w:t xml:space="preserve">C)  The answers vary from student to student</w:t>
+            </w:r>
+          </w:p>
+          <w:p>
+            <w:pPr>
+              <w:spacing w:after="30"/>
+              <w:ind w:left="180"/>
+            </w:pPr>
+            <w:r>
+              <w:rPr>
+                <w:sz w:val="19"/>
+                <w:szCs w:val="19"/>
+              </w:rPr>
+              <w:t xml:space="preserve">D)  It has exactly one correct answer</w:t>
+            </w:r>
+          </w:p>
+        </w:tc>
+        <w:tc>
+          <w:tcPr>
+            <w:tcW w:type="dxa" w:w="3560"/>
+            <w:tcMar>
+              <w:top w:type="dxa" w:w="80"/>
+              <w:left w:type="dxa" w:w="100"/>
+              <w:bottom w:type="dxa" w:w="80"/>
+              <w:right w:type="dxa" w:w="100"/>
+            </w:tcMar>
+            <w:vAlign w:val="top"/>
+          </w:tcPr>
+          <w:p>
+            <w:pPr>
+              <w:spacing w:after="40"/>
+            </w:pPr>
+            <w:r>
+              <w:rPr>
+                <w:b/>
+                <w:bCs/>
+                <w:color w:val="1FA6A2"/>
+                <w:sz w:val="19"/>
+                <w:szCs w:val="19"/>
+              </w:rPr>
+              <w:t xml:space="preserve">Solution:  </w:t>
+            </w:r>
+            <w:r>
+              <w:rPr>
+                <w:b/>
+                <w:bCs/>
+                <w:sz w:val="19"/>
+                <w:szCs w:val="19"/>
+              </w:rPr>
+              <w:t xml:space="preserve">C)  The answers vary from student to student</w:t>
+            </w:r>
+          </w:p>
+          <w:p>
+            <w:pPr>
+              <w:spacing w:after="40"/>
+            </w:pPr>
+            <w:r>
+              <w:rPr>
+                <w:i/>
+                <w:iCs/>
+                <w:color w:val="5F6F80"/>
+                <w:sz w:val="18"/>
+                <w:szCs w:val="18"/>
+              </w:rPr>
+              <w:t xml:space="preserve">Statistical questions anticipate variability in the data collected across many people.</w:t>
+            </w:r>
+          </w:p>
+          <w:p>
+            <w:pPr>
+              <w:pBdr>
+                <w:bottom w:val="single" w:color="AFBECC" w:sz="6"/>
+              </w:pBdr>
+              <w:spacing w:after="30" w:before="150"/>
             </w:pPr>
             <w:r>
               <w:t xml:space="preserve"/>
@@ -3275,7 +3770,125 @@
           </w:p>
           <w:p>
             <w:pPr>
-              <w:spacing w:after="0" w:line="320"/>
+              <w:pBdr>
+                <w:bottom w:val="single" w:color="AFBECC" w:sz="6"/>
+              </w:pBdr>
+              <w:spacing w:after="30" w:before="150"/>
+            </w:pPr>
+            <w:r>
+              <w:t xml:space="preserve"/>
+            </w:r>
+          </w:p>
+        </w:tc>
+        <w:tc>
+          <w:tcPr>
+            <w:tcW w:type="dxa" w:w="3000"/>
+            <w:shd w:fill="FBF3E2" w:color="auto" w:val="clear"/>
+            <w:tcMar>
+              <w:top w:type="dxa" w:w="80"/>
+              <w:left w:type="dxa" w:w="100"/>
+              <w:bottom w:type="dxa" w:w="80"/>
+              <w:right w:type="dxa" w:w="100"/>
+            </w:tcMar>
+            <w:vAlign w:val="top"/>
+          </w:tcPr>
+          <w:p>
+            <w:pPr>
+              <w:spacing w:after="40"/>
+            </w:pPr>
+            <w:r>
+              <w:rPr>
+                <w:b/>
+                <w:bCs/>
+                <w:color w:val="12355B"/>
+                <w:sz w:val="19"/>
+                <w:szCs w:val="19"/>
+              </w:rPr>
+              <w:t xml:space="preserve">Because... </w:t>
+            </w:r>
+            <w:r>
+              <w:rPr>
+                <w:color w:val="AFBECC"/>
+                <w:sz w:val="19"/>
+                <w:szCs w:val="19"/>
+              </w:rPr>
+              <w:t xml:space="preserve">________________</w:t>
+            </w:r>
+          </w:p>
+          <w:p>
+            <w:pPr>
+              <w:pBdr>
+                <w:bottom w:val="single" w:color="AFBECC" w:sz="6"/>
+              </w:pBdr>
+              <w:spacing w:after="30" w:before="150"/>
+            </w:pPr>
+            <w:r>
+              <w:t xml:space="preserve"/>
+            </w:r>
+          </w:p>
+          <w:p>
+            <w:pPr>
+              <w:spacing w:after="40" w:before="80"/>
+            </w:pPr>
+            <w:r>
+              <w:rPr>
+                <w:b/>
+                <w:bCs/>
+                <w:color w:val="6B4FA0"/>
+                <w:sz w:val="19"/>
+                <w:szCs w:val="19"/>
+              </w:rPr>
+              <w:t xml:space="preserve">Although... </w:t>
+            </w:r>
+            <w:r>
+              <w:rPr>
+                <w:color w:val="AFBECC"/>
+                <w:sz w:val="19"/>
+                <w:szCs w:val="19"/>
+              </w:rPr>
+              <w:t xml:space="preserve">_______________</w:t>
+            </w:r>
+          </w:p>
+          <w:p>
+            <w:pPr>
+              <w:pBdr>
+                <w:bottom w:val="single" w:color="AFBECC" w:sz="6"/>
+              </w:pBdr>
+              <w:spacing w:after="30" w:before="150"/>
+            </w:pPr>
+            <w:r>
+              <w:t xml:space="preserve"/>
+            </w:r>
+          </w:p>
+          <w:p>
+            <w:pPr>
+              <w:spacing w:after="40" w:before="80"/>
+            </w:pPr>
+            <w:r>
+              <w:rPr>
+                <w:b/>
+                <w:bCs/>
+                <w:color w:val="1FA6A2"/>
+                <w:sz w:val="19"/>
+                <w:szCs w:val="19"/>
+              </w:rPr>
+              <w:t xml:space="preserve">Therefore... </w:t>
+            </w:r>
+            <w:r>
+              <w:rPr>
+                <w:color w:val="AFBECC"/>
+                <w:sz w:val="19"/>
+                <w:szCs w:val="19"/>
+              </w:rPr>
+              <w:t xml:space="preserve">______________</w:t>
+            </w:r>
+          </w:p>
+          <w:p>
+            <w:pPr>
+              <w:pBdr>
+                <w:bottom w:val="single" w:color="AFBECC" w:sz="6"/>
+              </w:pBdr>
+              <w:spacing w:after="30" w:before="150"/>
             </w:pPr>
             <w:r>
               <w:t xml:space="preserve"/>
@@ -3286,84 +3899,7 @@
     </w:tbl>
     <w:p>
       <w:pPr>
-        <w:keepNext/>
-        <w:spacing w:after="60" w:before="160"/>
-      </w:pPr>
-      <w:r>
-        <w:rPr>
-          <w:b/>
-          <w:bCs/>
-          <w:color w:val="12355B"/>
-          <w:sz w:val="22"/>
-          <w:szCs w:val="22"/>
-        </w:rPr>
-        <w:t xml:space="preserve">2.  </w:t>
-      </w:r>
-      <w:r>
-        <w:rPr>
-          <w:b/>
-          <w:bCs/>
-          <w:sz w:val="21"/>
-          <w:szCs w:val="21"/>
-        </w:rPr>
-        <w:t xml:space="preserve">Which rewrite turns 'What is my resting heart rate?' into a statistical question?</w:t>
-      </w:r>
-    </w:p>
-    <w:p>
-      <w:pPr>
-        <w:spacing w:after="40"/>
-        <w:ind w:left="420"/>
-      </w:pPr>
-      <w:r>
-        <w:rPr>
-          <w:sz w:val="20"/>
-          <w:szCs w:val="20"/>
-        </w:rPr>
-        <w:t xml:space="preserve">A)  Is my heart rate high?</w:t>
-      </w:r>
-    </w:p>
-    <w:p>
-      <w:pPr>
-        <w:spacing w:after="40"/>
-        <w:ind w:left="420"/>
-      </w:pPr>
-      <w:r>
-        <w:rPr>
-          <w:sz w:val="20"/>
-          <w:szCs w:val="20"/>
-        </w:rPr>
-        <w:t xml:space="preserve">B)  What is a heart rate?</w:t>
-      </w:r>
-    </w:p>
-    <w:p>
-      <w:pPr>
-        <w:spacing w:after="40"/>
-        <w:ind w:left="420"/>
-      </w:pPr>
-      <w:r>
-        <w:rPr>
-          <w:sz w:val="20"/>
-          <w:szCs w:val="20"/>
-        </w:rPr>
-        <w:t xml:space="preserve">C)  What are the resting heart rates of students in my class?</w:t>
-      </w:r>
-    </w:p>
-    <w:p>
-      <w:pPr>
-        <w:spacing w:after="40"/>
-        <w:ind w:left="420"/>
-      </w:pPr>
-      <w:r>
-        <w:rPr>
-          <w:sz w:val="20"/>
-          <w:szCs w:val="20"/>
-        </w:rPr>
-        <w:t xml:space="preserve">D)  What is the teacher's heart rate?</w:t>
-      </w:r>
-    </w:p>
-    <w:p>
-      <w:pPr>
-        <w:spacing w:after="20"/>
+        <w:spacing w:after="80"/>
       </w:pPr>
       <w:r>
         <w:t xml:space="preserve"/>
@@ -3371,33 +3907,256 @@
     </w:p>
     <w:tbl>
       <w:tblPr>
-        <w:tblW w:type="pct" w:w="100%"/>
+        <w:tblW w:type="dxa" w:w="9360"/>
         <w:tblBorders>
           <w:top w:val="single" w:color="C7D2DD" w:sz="6"/>
           <w:left w:val="single" w:color="C7D2DD" w:sz="6"/>
           <w:bottom w:val="single" w:color="C7D2DD" w:sz="6"/>
           <w:right w:val="single" w:color="C7D2DD" w:sz="6"/>
-          <w:insideH w:val="single" w:color="auto" w:sz="4"/>
-          <w:insideV w:val="single" w:color="auto" w:sz="4"/>
+          <w:insideH w:val="single" w:color="C7D2DD" w:sz="6"/>
+          <w:insideV w:val="single" w:color="C7D2DD" w:sz="6"/>
         </w:tblBorders>
       </w:tblPr>
       <w:tblGrid>
-        <w:gridCol w:w="100"/>
+        <w:gridCol w:w="2800"/>
+        <w:gridCol w:w="3560"/>
+        <w:gridCol w:w="3000"/>
       </w:tblGrid>
       <w:tr>
-        <w:tc>
-          <w:tcPr>
+        <w:trPr>
+          <w:cantSplit/>
+          <w:tblHeader/>
+        </w:trPr>
+        <w:tc>
+          <w:tcPr>
+            <w:tcW w:type="dxa" w:w="2800"/>
+            <w:shd w:fill="EEF4F8" w:color="auto" w:val="clear"/>
+            <w:tcMar>
+              <w:top w:type="dxa" w:w="60"/>
+              <w:left w:type="dxa" w:w="100"/>
+              <w:bottom w:type="dxa" w:w="60"/>
+              <w:right w:type="dxa" w:w="100"/>
+            </w:tcMar>
+          </w:tcPr>
+          <w:p>
+            <w:pPr>
+              <w:spacing w:after="0"/>
+            </w:pPr>
+            <w:r>
+              <w:rPr>
+                <w:b/>
+                <w:bCs/>
+                <w:color w:val="12355B"/>
+                <w:sz w:val="16"/>
+                <w:szCs w:val="16"/>
+              </w:rPr>
+              <w:t xml:space="preserve">CORE PROBLEM / GIVEN REPRESENTATION</w:t>
+            </w:r>
+          </w:p>
+        </w:tc>
+        <w:tc>
+          <w:tcPr>
+            <w:tcW w:type="dxa" w:w="3560"/>
+            <w:shd w:fill="EEF4F8" w:color="auto" w:val="clear"/>
+            <w:tcMar>
+              <w:top w:type="dxa" w:w="60"/>
+              <w:left w:type="dxa" w:w="100"/>
+              <w:bottom w:type="dxa" w:w="60"/>
+              <w:right w:type="dxa" w:w="100"/>
+            </w:tcMar>
+          </w:tcPr>
+          <w:p>
+            <w:pPr>
+              <w:spacing w:after="0"/>
+            </w:pPr>
+            <w:r>
+              <w:rPr>
+                <w:b/>
+                <w:bCs/>
+                <w:color w:val="12355B"/>
+                <w:sz w:val="16"/>
+                <w:szCs w:val="16"/>
+              </w:rPr>
+              <w:t xml:space="preserve">WORKING SPACE / CALCULATION STEPS</w:t>
+            </w:r>
+          </w:p>
+        </w:tc>
+        <w:tc>
+          <w:tcPr>
+            <w:tcW w:type="dxa" w:w="3000"/>
             <w:shd w:fill="FBF3E2" w:color="auto" w:val="clear"/>
             <w:tcMar>
               <w:top w:type="dxa" w:w="60"/>
-              <w:left w:type="dxa" w:w="120"/>
+              <w:left w:type="dxa" w:w="100"/>
               <w:bottom w:type="dxa" w:w="60"/>
-              <w:right w:type="dxa" w:w="120"/>
-            </w:tcMar>
-          </w:tcPr>
-          <w:p>
-            <w:pPr>
-              <w:spacing w:after="0" w:line="320"/>
+              <w:right w:type="dxa" w:w="100"/>
+            </w:tcMar>
+          </w:tcPr>
+          <w:p>
+            <w:pPr>
+              <w:spacing w:after="0"/>
+            </w:pPr>
+            <w:r>
+              <w:rPr>
+                <w:b/>
+                <w:bCs/>
+                <w:color w:val="B97A12"/>
+                <w:sz w:val="16"/>
+                <w:szCs w:val="16"/>
+              </w:rPr>
+              <w:t xml:space="preserve">EXPLAIN YOUR REASONING</w:t>
+            </w:r>
+          </w:p>
+        </w:tc>
+      </w:tr>
+      <w:tr>
+        <w:trPr>
+          <w:cantSplit/>
+        </w:trPr>
+        <w:tc>
+          <w:tcPr>
+            <w:tcW w:type="dxa" w:w="2800"/>
+            <w:tcMar>
+              <w:top w:type="dxa" w:w="80"/>
+              <w:left w:type="dxa" w:w="100"/>
+              <w:bottom w:type="dxa" w:w="80"/>
+              <w:right w:type="dxa" w:w="100"/>
+            </w:tcMar>
+            <w:vAlign w:val="top"/>
+          </w:tcPr>
+          <w:p>
+            <w:pPr>
+              <w:spacing w:after="60"/>
+            </w:pPr>
+            <w:r>
+              <w:rPr>
+                <w:b/>
+                <w:bCs/>
+                <w:color w:val="12355B"/>
+                <w:sz w:val="21"/>
+                <w:szCs w:val="21"/>
+              </w:rPr>
+              <w:t xml:space="preserve">2.  </w:t>
+            </w:r>
+            <w:r>
+              <w:rPr>
+                <w:b/>
+                <w:bCs/>
+                <w:sz w:val="20"/>
+                <w:szCs w:val="20"/>
+              </w:rPr>
+              <w:t xml:space="preserve">Which rewrite turns 'What is my resting heart rate?' into a statistical question?</w:t>
+            </w:r>
+          </w:p>
+          <w:p>
+            <w:pPr>
+              <w:spacing w:after="30"/>
+              <w:ind w:left="180"/>
+            </w:pPr>
+            <w:r>
+              <w:rPr>
+                <w:sz w:val="19"/>
+                <w:szCs w:val="19"/>
+              </w:rPr>
+              <w:t xml:space="preserve">A)  Is my heart rate high?</w:t>
+            </w:r>
+          </w:p>
+          <w:p>
+            <w:pPr>
+              <w:spacing w:after="30"/>
+              <w:ind w:left="180"/>
+            </w:pPr>
+            <w:r>
+              <w:rPr>
+                <w:sz w:val="19"/>
+                <w:szCs w:val="19"/>
+              </w:rPr>
+              <w:t xml:space="preserve">B)  What is a heart rate?</w:t>
+            </w:r>
+          </w:p>
+          <w:p>
+            <w:pPr>
+              <w:spacing w:after="30"/>
+              <w:ind w:left="180"/>
+            </w:pPr>
+            <w:r>
+              <w:rPr>
+                <w:sz w:val="19"/>
+                <w:szCs w:val="19"/>
+              </w:rPr>
+              <w:t xml:space="preserve">C)  What are the resting heart rates of students in my class?</w:t>
+            </w:r>
+          </w:p>
+          <w:p>
+            <w:pPr>
+              <w:spacing w:after="30"/>
+              <w:ind w:left="180"/>
+            </w:pPr>
+            <w:r>
+              <w:rPr>
+                <w:sz w:val="19"/>
+                <w:szCs w:val="19"/>
+              </w:rPr>
+              <w:t xml:space="preserve">D)  What is the teacher's heart rate?</w:t>
+            </w:r>
+          </w:p>
+        </w:tc>
+        <w:tc>
+          <w:tcPr>
+            <w:tcW w:type="dxa" w:w="3560"/>
+            <w:tcMar>
+              <w:top w:type="dxa" w:w="80"/>
+              <w:left w:type="dxa" w:w="100"/>
+              <w:bottom w:type="dxa" w:w="80"/>
+              <w:right w:type="dxa" w:w="100"/>
+            </w:tcMar>
+            <w:vAlign w:val="top"/>
+          </w:tcPr>
+          <w:p>
+            <w:pPr>
+              <w:spacing w:after="40"/>
+            </w:pPr>
+            <w:r>
+              <w:rPr>
+                <w:b/>
+                <w:bCs/>
+                <w:color w:val="1FA6A2"/>
+                <w:sz w:val="19"/>
+                <w:szCs w:val="19"/>
+              </w:rPr>
+              <w:t xml:space="preserve">Solution:  </w:t>
+            </w:r>
+            <w:r>
+              <w:rPr>
+                <w:b/>
+                <w:bCs/>
+                <w:sz w:val="19"/>
+                <w:szCs w:val="19"/>
+              </w:rPr>
+              <w:t xml:space="preserve">C)  What are the resting heart rates of students in my class?</w:t>
+            </w:r>
+          </w:p>
+          <w:p>
+            <w:pPr>
+              <w:spacing w:after="40"/>
+            </w:pPr>
+            <w:r>
+              <w:rPr>
+                <w:i/>
+                <w:iCs/>
+                <w:color w:val="5F6F80"/>
+                <w:sz w:val="18"/>
+                <w:szCs w:val="18"/>
+              </w:rPr>
+              <w:t xml:space="preserve">Asking across many people, whose rates vary, makes the question statistical.</w:t>
+            </w:r>
+          </w:p>
+          <w:p>
+            <w:pPr>
+              <w:pBdr>
+                <w:bottom w:val="single" w:color="AFBECC" w:sz="6"/>
+              </w:pBdr>
+              <w:spacing w:after="30" w:before="150"/>
             </w:pPr>
             <w:r>
               <w:t xml:space="preserve"/>
@@ -3405,7 +4164,125 @@
           </w:p>
           <w:p>
             <w:pPr>
-              <w:spacing w:after="0" w:line="320"/>
+              <w:pBdr>
+                <w:bottom w:val="single" w:color="AFBECC" w:sz="6"/>
+              </w:pBdr>
+              <w:spacing w:after="30" w:before="150"/>
+            </w:pPr>
+            <w:r>
+              <w:t xml:space="preserve"/>
+            </w:r>
+          </w:p>
+        </w:tc>
+        <w:tc>
+          <w:tcPr>
+            <w:tcW w:type="dxa" w:w="3000"/>
+            <w:shd w:fill="FBF3E2" w:color="auto" w:val="clear"/>
+            <w:tcMar>
+              <w:top w:type="dxa" w:w="80"/>
+              <w:left w:type="dxa" w:w="100"/>
+              <w:bottom w:type="dxa" w:w="80"/>
+              <w:right w:type="dxa" w:w="100"/>
+            </w:tcMar>
+            <w:vAlign w:val="top"/>
+          </w:tcPr>
+          <w:p>
+            <w:pPr>
+              <w:spacing w:after="40"/>
+            </w:pPr>
+            <w:r>
+              <w:rPr>
+                <w:b/>
+                <w:bCs/>
+                <w:color w:val="12355B"/>
+                <w:sz w:val="19"/>
+                <w:szCs w:val="19"/>
+              </w:rPr>
+              <w:t xml:space="preserve">Because... </w:t>
+            </w:r>
+            <w:r>
+              <w:rPr>
+                <w:color w:val="AFBECC"/>
+                <w:sz w:val="19"/>
+                <w:szCs w:val="19"/>
+              </w:rPr>
+              <w:t xml:space="preserve">________________</w:t>
+            </w:r>
+          </w:p>
+          <w:p>
+            <w:pPr>
+              <w:pBdr>
+                <w:bottom w:val="single" w:color="AFBECC" w:sz="6"/>
+              </w:pBdr>
+              <w:spacing w:after="30" w:before="150"/>
+            </w:pPr>
+            <w:r>
+              <w:t xml:space="preserve"/>
+            </w:r>
+          </w:p>
+          <w:p>
+            <w:pPr>
+              <w:spacing w:after="40" w:before="80"/>
+            </w:pPr>
+            <w:r>
+              <w:rPr>
+                <w:b/>
+                <w:bCs/>
+                <w:color w:val="6B4FA0"/>
+                <w:sz w:val="19"/>
+                <w:szCs w:val="19"/>
+              </w:rPr>
+              <w:t xml:space="preserve">Although... </w:t>
+            </w:r>
+            <w:r>
+              <w:rPr>
+                <w:color w:val="AFBECC"/>
+                <w:sz w:val="19"/>
+                <w:szCs w:val="19"/>
+              </w:rPr>
+              <w:t xml:space="preserve">_______________</w:t>
+            </w:r>
+          </w:p>
+          <w:p>
+            <w:pPr>
+              <w:pBdr>
+                <w:bottom w:val="single" w:color="AFBECC" w:sz="6"/>
+              </w:pBdr>
+              <w:spacing w:after="30" w:before="150"/>
+            </w:pPr>
+            <w:r>
+              <w:t xml:space="preserve"/>
+            </w:r>
+          </w:p>
+          <w:p>
+            <w:pPr>
+              <w:spacing w:after="40" w:before="80"/>
+            </w:pPr>
+            <w:r>
+              <w:rPr>
+                <w:b/>
+                <w:bCs/>
+                <w:color w:val="1FA6A2"/>
+                <w:sz w:val="19"/>
+                <w:szCs w:val="19"/>
+              </w:rPr>
+              <w:t xml:space="preserve">Therefore... </w:t>
+            </w:r>
+            <w:r>
+              <w:rPr>
+                <w:color w:val="AFBECC"/>
+                <w:sz w:val="19"/>
+                <w:szCs w:val="19"/>
+              </w:rPr>
+              <w:t xml:space="preserve">______________</w:t>
+            </w:r>
+          </w:p>
+          <w:p>
+            <w:pPr>
+              <w:pBdr>
+                <w:bottom w:val="single" w:color="AFBECC" w:sz="6"/>
+              </w:pBdr>
+              <w:spacing w:after="30" w:before="150"/>
             </w:pPr>
             <w:r>
               <w:t xml:space="preserve"/>
@@ -3414,6 +4291,14 @@
         </w:tc>
       </w:tr>
     </w:tbl>
+    <w:p>
+      <w:pPr>
+        <w:spacing w:after="80"/>
+      </w:pPr>
+      <w:r>
+        <w:t xml:space="preserve"/>
+      </w:r>
+    </w:p>
     <w:p>
       <w:pPr>
         <w:pStyle w:val="Heading1"/>
@@ -3469,11 +4354,7 @@
           <w:sz w:val="22"/>
           <w:szCs w:val="22"/>
         </w:rPr>
-        <w:t xml:space="preserve">Which question is a statistical question?
-A) How many students are in the school?
-B) How many hours does each student in 6th grade exercise per week?
-C) What time does school start?
-D) How many days are in a week?</w:t>
+        <w:t xml:space="preserve">Which question is a statistical question?</w:t>
       </w:r>
     </w:p>
     <w:p>
@@ -3486,7 +4367,7 @@
           <w:sz w:val="21"/>
           <w:szCs w:val="21"/>
         </w:rPr>
-        <w:t xml:space="preserve">A)  A) How many students are in the school?</w:t>
+        <w:t xml:space="preserve">A)  How many students are in the school?</w:t>
       </w:r>
     </w:p>
     <w:p>
@@ -3499,7 +4380,7 @@
           <w:sz w:val="21"/>
           <w:szCs w:val="21"/>
         </w:rPr>
-        <w:t xml:space="preserve">B)  C) What time does school start?</w:t>
+        <w:t xml:space="preserve">B)  What time does school start?</w:t>
       </w:r>
     </w:p>
     <w:p>
@@ -3512,7 +4393,7 @@
           <w:sz w:val="21"/>
           <w:szCs w:val="21"/>
         </w:rPr>
-        <w:t xml:space="preserve">C)  B) How many hours does each student exercise per week?</w:t>
+        <w:t xml:space="preserve">C)  How many hours does each 6th grader exercise per week?</w:t>
       </w:r>
     </w:p>
     <w:p>
@@ -3525,7 +4406,7 @@
           <w:sz w:val="21"/>
           <w:szCs w:val="21"/>
         </w:rPr>
-        <w:t xml:space="preserve">D)  D) How many days are in a week?</w:t>
+        <w:t xml:space="preserve">D)  How many days are in a week?</w:t>
       </w:r>
     </w:p>
     <w:p>
@@ -3536,6 +4417,149 @@
         <w:t xml:space="preserve"/>
       </w:r>
     </w:p>
+    <w:p>
+      <w:pPr>
+        <w:spacing w:after="60"/>
+      </w:pPr>
+      <w:r>
+        <w:t xml:space="preserve"/>
+      </w:r>
+    </w:p>
+    <w:tbl>
+      <w:tblPr>
+        <w:tblW w:type="dxa" w:w="9360"/>
+        <w:tblBorders>
+          <w:top w:val="single" w:color="C7D2DD" w:sz="6"/>
+          <w:left w:val="single" w:color="C7D2DD" w:sz="6"/>
+          <w:bottom w:val="single" w:color="C7D2DD" w:sz="6"/>
+          <w:right w:val="single" w:color="C7D2DD" w:sz="6"/>
+          <w:insideH w:val="single" w:color="C7D2DD" w:sz="6"/>
+          <w:insideV w:val="single" w:color="C7D2DD" w:sz="6"/>
+        </w:tblBorders>
+      </w:tblPr>
+      <w:tblGrid>
+        <w:gridCol w:w="3120"/>
+        <w:gridCol w:w="3120"/>
+        <w:gridCol w:w="3120"/>
+      </w:tblGrid>
+      <w:tr>
+        <w:trPr>
+          <w:cantSplit/>
+          <w:tblHeader/>
+        </w:trPr>
+        <w:tc>
+          <w:tcPr>
+            <w:tcW w:type="dxa" w:w="9360"/>
+            <w:gridSpan w:val="3"/>
+            <w:shd w:fill="EEF4F8" w:color="auto" w:val="clear"/>
+            <w:tcMar>
+              <w:top w:type="dxa" w:w="60"/>
+              <w:left w:type="dxa" w:w="100"/>
+              <w:bottom w:type="dxa" w:w="60"/>
+              <w:right w:type="dxa" w:w="100"/>
+            </w:tcMar>
+          </w:tcPr>
+          <w:p>
+            <w:pPr>
+              <w:spacing w:after="0"/>
+            </w:pPr>
+            <w:r>
+              <w:rPr>
+                <w:b/>
+                <w:bCs/>
+                <w:color w:val="12355B"/>
+                <w:sz w:val="18"/>
+                <w:szCs w:val="18"/>
+              </w:rPr>
+              <w:t xml:space="preserve">EXIT CHECK · 3-POINT SELF-ASSESSMENT CHECKLIST</w:t>
+            </w:r>
+          </w:p>
+        </w:tc>
+      </w:tr>
+      <w:tr>
+        <w:trPr>
+          <w:cantSplit/>
+        </w:trPr>
+        <w:tc>
+          <w:tcPr>
+            <w:tcW w:type="dxa" w:w="3120"/>
+            <w:tcMar>
+              <w:top w:type="dxa" w:w="80"/>
+              <w:left w:type="dxa" w:w="100"/>
+              <w:bottom w:type="dxa" w:w="80"/>
+              <w:right w:type="dxa" w:w="100"/>
+            </w:tcMar>
+          </w:tcPr>
+          <w:p>
+            <w:pPr>
+              <w:spacing w:after="0"/>
+            </w:pPr>
+            <w:r>
+              <w:rPr>
+                <w:b/>
+                <w:bCs/>
+                <w:color w:val="1A2733"/>
+                <w:sz w:val="18"/>
+                <w:szCs w:val="18"/>
+              </w:rPr>
+              <w:t xml:space="preserve">☐ 1. Units &amp; Labels Verified</w:t>
+            </w:r>
+          </w:p>
+        </w:tc>
+        <w:tc>
+          <w:tcPr>
+            <w:tcW w:type="dxa" w:w="3120"/>
+            <w:tcMar>
+              <w:top w:type="dxa" w:w="80"/>
+              <w:left w:type="dxa" w:w="100"/>
+              <w:bottom w:type="dxa" w:w="80"/>
+              <w:right w:type="dxa" w:w="100"/>
+            </w:tcMar>
+          </w:tcPr>
+          <w:p>
+            <w:pPr>
+              <w:spacing w:after="0"/>
+            </w:pPr>
+            <w:r>
+              <w:rPr>
+                <w:b/>
+                <w:bCs/>
+                <w:color w:val="1A2733"/>
+                <w:sz w:val="18"/>
+                <w:szCs w:val="18"/>
+              </w:rPr>
+              <w:t xml:space="preserve">☐ 2. Reasoning Stated (Because / Although / Therefore)</w:t>
+            </w:r>
+          </w:p>
+        </w:tc>
+        <w:tc>
+          <w:tcPr>
+            <w:tcW w:type="dxa" w:w="3120"/>
+            <w:tcMar>
+              <w:top w:type="dxa" w:w="80"/>
+              <w:left w:type="dxa" w:w="100"/>
+              <w:bottom w:type="dxa" w:w="80"/>
+              <w:right w:type="dxa" w:w="100"/>
+            </w:tcMar>
+          </w:tcPr>
+          <w:p>
+            <w:pPr>
+              <w:spacing w:after="0"/>
+            </w:pPr>
+            <w:r>
+              <w:rPr>
+                <w:b/>
+                <w:bCs/>
+                <w:color w:val="1A2733"/>
+                <w:sz w:val="18"/>
+                <w:szCs w:val="18"/>
+              </w:rPr>
+              <w:t xml:space="preserve">☐ 3. Calculations Double-Checked</w:t>
+            </w:r>
+          </w:p>
+        </w:tc>
+      </w:tr>
+    </w:tbl>
     <w:p>
       <w:pPr>
         <w:pStyle w:val="Heading1"/>
@@ -4099,7 +5123,7 @@
           <w:sz w:val="21"/>
           <w:szCs w:val="21"/>
         </w:rPr>
-        <w:t xml:space="preserve">C)  B) How many hours does each student exercise per week?</w:t>
+        <w:t xml:space="preserve">C)  How many hours does each 6th grader exercise per week?</w:t>
       </w:r>
       <w:r>
         <w:rPr>
@@ -4109,7 +5133,7 @@
           <w:sz w:val="19"/>
           <w:szCs w:val="19"/>
         </w:rPr>
-        <w:t xml:space="preserve">  — "How many hours does each student exercise per week?" is statistical because different students exercise different amounts — the data has variability.</w:t>
+        <w:t xml:space="preserve">  — "How many hours does each 6th grader exercise per week?" is statistical because different students exercise different amounts — the data has variability.</w:t>
       </w:r>
     </w:p>
     <w:p>
